--- a/treasury-platform/docs/54-DEPLOYMENT-RUNBOOK.docx
+++ b/treasury-platform/docs/54-DEPLOYMENT-RUNBOOK.docx
@@ -4367,6 +4367,168 @@
           </w:p>
         </w:tc>
       </w:tr>
+      <w:tr>
+        <w:trPr>
+          <w:cantSplit/>
+        </w:trPr>
+        <w:tc>
+          <w:tcPr>
+            <w:tcW w:type="dxa" w:w="946"/>
+            <w:tcBorders>
+              <w:top w:val="single" w:color="BFC9D6" w:sz="4"/>
+              <w:left w:val="single" w:color="BFC9D6" w:sz="4"/>
+              <w:bottom w:val="single" w:color="BFC9D6" w:sz="4"/>
+              <w:right w:val="single" w:color="BFC9D6" w:sz="4"/>
+            </w:tcBorders>
+            <w:tcMar>
+              <w:top w:type="dxa" w:w="50"/>
+              <w:left w:type="dxa" w:w="90"/>
+              <w:bottom w:type="dxa" w:w="50"/>
+              <w:right w:type="dxa" w:w="90"/>
+            </w:tcMar>
+            <w:vAlign w:val="top"/>
+          </w:tcPr>
+          <w:p>
+            <w:pPr>
+              <w:keepNext w:val="false"/>
+              <w:bidi/>
+              <w:spacing w:after="30" w:before="30" w:line="264"/>
+            </w:pPr>
+            <w:r>
+              <w:rPr>
+                <w:rFonts w:ascii="Arial" w:cs="Arial" w:eastAsia="Arial" w:hAnsi="Arial"/>
+                <w:b w:val="false"/>
+                <w:bCs w:val="false"/>
+                <w:sz w:val="18"/>
+                <w:szCs w:val="18"/>
+                <w:rtl/>
+              </w:rPr>
+              <w:t xml:space="preserve">B-13</w:t>
+            </w:r>
+          </w:p>
+        </w:tc>
+        <w:tc>
+          <w:tcPr>
+            <w:tcW w:type="dxa" w:w="3318"/>
+            <w:tcBorders>
+              <w:top w:val="single" w:color="BFC9D6" w:sz="4"/>
+              <w:left w:val="single" w:color="BFC9D6" w:sz="4"/>
+              <w:bottom w:val="single" w:color="BFC9D6" w:sz="4"/>
+              <w:right w:val="single" w:color="BFC9D6" w:sz="4"/>
+            </w:tcBorders>
+            <w:tcMar>
+              <w:top w:type="dxa" w:w="50"/>
+              <w:left w:type="dxa" w:w="90"/>
+              <w:bottom w:type="dxa" w:w="50"/>
+              <w:right w:type="dxa" w:w="90"/>
+            </w:tcMar>
+            <w:vAlign w:val="top"/>
+          </w:tcPr>
+          <w:p>
+            <w:pPr>
+              <w:keepNext w:val="false"/>
+              <w:bidi/>
+              <w:spacing w:after="30" w:before="30" w:line="264"/>
+            </w:pPr>
+            <w:r>
+              <w:rPr>
+                <w:rFonts w:ascii="Arial" w:cs="Arial" w:eastAsia="Arial" w:hAnsi="Arial"/>
+                <w:b/>
+                <w:bCs/>
+                <w:sz w:val="18"/>
+                <w:szCs w:val="18"/>
+                <w:rtl/>
+              </w:rPr>
+              <w:t xml:space="preserve">فحص جاهزية خادم القاعدة</w:t>
+            </w:r>
+            <w:r>
+              <w:rPr>
+                <w:rFonts w:ascii="Arial" w:cs="Arial" w:eastAsia="Arial" w:hAnsi="Arial"/>
+                <w:b w:val="false"/>
+                <w:bCs w:val="false"/>
+                <w:sz w:val="18"/>
+                <w:szCs w:val="18"/>
+                <w:rtl/>
+              </w:rPr>
+              <w:t xml:space="preserve"> (قراءة فقط): النظام والإصدار والتشفير والشهادة والمجلدات والجدار وSSH</w:t>
+            </w:r>
+          </w:p>
+        </w:tc>
+        <w:tc>
+          <w:tcPr>
+            <w:tcW w:type="dxa" w:w="3423"/>
+            <w:tcBorders>
+              <w:top w:val="single" w:color="BFC9D6" w:sz="4"/>
+              <w:left w:val="single" w:color="BFC9D6" w:sz="4"/>
+              <w:bottom w:val="single" w:color="BFC9D6" w:sz="4"/>
+              <w:right w:val="single" w:color="BFC9D6" w:sz="4"/>
+            </w:tcBorders>
+            <w:tcMar>
+              <w:top w:type="dxa" w:w="50"/>
+              <w:left w:type="dxa" w:w="90"/>
+              <w:bottom w:type="dxa" w:w="50"/>
+              <w:right w:type="dxa" w:w="90"/>
+            </w:tcMar>
+            <w:vAlign w:val="top"/>
+          </w:tcPr>
+          <w:p>
+            <w:pPr>
+              <w:keepNext w:val="false"/>
+              <w:bidi/>
+              <w:spacing w:after="30" w:before="30" w:line="264"/>
+            </w:pPr>
+            <w:r>
+              <w:rPr>
+                <w:rFonts w:ascii="Courier New" w:cs="Courier New" w:eastAsia="Courier New" w:hAnsi="Courier New"/>
+                <w:b w:val="false"/>
+                <w:bCs w:val="false"/>
+                <w:color w:val="1F2937"/>
+                <w:sz w:val="16"/>
+                <w:szCs w:val="16"/>
+                <w:shd w:fill="F1F3F5" w:color="auto" w:val="clear"/>
+                <w:rtl/>
+              </w:rPr>
+              <w:t xml:space="preserve">‎sudo tools/deploy/check_db_host.sh‎</w:t>
+            </w:r>
+          </w:p>
+        </w:tc>
+        <w:tc>
+          <w:tcPr>
+            <w:tcW w:type="dxa" w:w="2177"/>
+            <w:tcBorders>
+              <w:top w:val="single" w:color="BFC9D6" w:sz="4"/>
+              <w:left w:val="single" w:color="BFC9D6" w:sz="4"/>
+              <w:bottom w:val="single" w:color="BFC9D6" w:sz="4"/>
+              <w:right w:val="single" w:color="BFC9D6" w:sz="4"/>
+            </w:tcBorders>
+            <w:tcMar>
+              <w:top w:type="dxa" w:w="50"/>
+              <w:left w:type="dxa" w:w="90"/>
+              <w:bottom w:type="dxa" w:w="50"/>
+              <w:right w:type="dxa" w:w="90"/>
+            </w:tcMar>
+            <w:vAlign w:val="top"/>
+          </w:tcPr>
+          <w:p>
+            <w:pPr>
+              <w:keepNext w:val="false"/>
+              <w:bidi/>
+              <w:spacing w:after="30" w:before="30" w:line="264"/>
+            </w:pPr>
+            <w:r>
+              <w:rPr>
+                <w:rFonts w:ascii="Arial" w:cs="Arial" w:eastAsia="Arial" w:hAnsi="Arial"/>
+                <w:b w:val="false"/>
+                <w:bCs w:val="false"/>
+                <w:sz w:val="18"/>
+                <w:szCs w:val="18"/>
+                <w:rtl/>
+              </w:rPr>
+              <w:t xml:space="preserve">يخرج بصفر</w:t>
+            </w:r>
+          </w:p>
+        </w:tc>
+      </w:tr>
     </w:tbl>
     <w:p>
       <w:pPr>
@@ -6845,9 +7007,9 @@
         </w:tblBorders>
       </w:tblPr>
       <w:tblGrid>
-        <w:gridCol w:w="944"/>
-        <w:gridCol w:w="5882"/>
-        <w:gridCol w:w="3038"/>
+        <w:gridCol w:w="943"/>
+        <w:gridCol w:w="5819"/>
+        <w:gridCol w:w="3102"/>
       </w:tblGrid>
       <w:tr>
         <w:trPr>
@@ -6856,7 +7018,7 @@
         </w:trPr>
         <w:tc>
           <w:tcPr>
-            <w:tcW w:type="dxa" w:w="944"/>
+            <w:tcW w:type="dxa" w:w="943"/>
             <w:tcBorders>
               <w:top w:val="single" w:color="BFC9D6" w:sz="4"/>
               <w:left w:val="single" w:color="BFC9D6" w:sz="4"/>
@@ -6894,7 +7056,7 @@
         </w:tc>
         <w:tc>
           <w:tcPr>
-            <w:tcW w:type="dxa" w:w="5882"/>
+            <w:tcW w:type="dxa" w:w="5819"/>
             <w:tcBorders>
               <w:top w:val="single" w:color="BFC9D6" w:sz="4"/>
               <w:left w:val="single" w:color="BFC9D6" w:sz="4"/>
@@ -6932,7 +7094,7 @@
         </w:tc>
         <w:tc>
           <w:tcPr>
-            <w:tcW w:type="dxa" w:w="3038"/>
+            <w:tcW w:type="dxa" w:w="3102"/>
             <w:tcBorders>
               <w:top w:val="single" w:color="BFC9D6" w:sz="4"/>
               <w:left w:val="single" w:color="BFC9D6" w:sz="4"/>
@@ -6975,7 +7137,7 @@
         </w:trPr>
         <w:tc>
           <w:tcPr>
-            <w:tcW w:type="dxa" w:w="944"/>
+            <w:tcW w:type="dxa" w:w="943"/>
             <w:tcBorders>
               <w:top w:val="single" w:color="BFC9D6" w:sz="4"/>
               <w:left w:val="single" w:color="BFC9D6" w:sz="4"/>
@@ -7011,7 +7173,7 @@
         </w:tc>
         <w:tc>
           <w:tcPr>
-            <w:tcW w:type="dxa" w:w="5882"/>
+            <w:tcW w:type="dxa" w:w="5819"/>
             <w:tcBorders>
               <w:top w:val="single" w:color="BFC9D6" w:sz="4"/>
               <w:left w:val="single" w:color="BFC9D6" w:sz="4"/>
@@ -7058,7 +7220,7 @@
         </w:tc>
         <w:tc>
           <w:tcPr>
-            <w:tcW w:type="dxa" w:w="3038"/>
+            <w:tcW w:type="dxa" w:w="3102"/>
             <w:tcBorders>
               <w:top w:val="single" w:color="BFC9D6" w:sz="4"/>
               <w:left w:val="single" w:color="BFC9D6" w:sz="4"/>
@@ -7099,7 +7261,7 @@
         </w:trPr>
         <w:tc>
           <w:tcPr>
-            <w:tcW w:type="dxa" w:w="944"/>
+            <w:tcW w:type="dxa" w:w="943"/>
             <w:tcBorders>
               <w:top w:val="single" w:color="BFC9D6" w:sz="4"/>
               <w:left w:val="single" w:color="BFC9D6" w:sz="4"/>
@@ -7136,7 +7298,7 @@
         </w:tc>
         <w:tc>
           <w:tcPr>
-            <w:tcW w:type="dxa" w:w="5882"/>
+            <w:tcW w:type="dxa" w:w="5819"/>
             <w:tcBorders>
               <w:top w:val="single" w:color="BFC9D6" w:sz="4"/>
               <w:left w:val="single" w:color="BFC9D6" w:sz="4"/>
@@ -7173,7 +7335,7 @@
         </w:tc>
         <w:tc>
           <w:tcPr>
-            <w:tcW w:type="dxa" w:w="3038"/>
+            <w:tcW w:type="dxa" w:w="3102"/>
             <w:tcBorders>
               <w:top w:val="single" w:color="BFC9D6" w:sz="4"/>
               <w:left w:val="single" w:color="BFC9D6" w:sz="4"/>
@@ -7241,7 +7403,7 @@
         </w:trPr>
         <w:tc>
           <w:tcPr>
-            <w:tcW w:type="dxa" w:w="944"/>
+            <w:tcW w:type="dxa" w:w="943"/>
             <w:tcBorders>
               <w:top w:val="single" w:color="BFC9D6" w:sz="4"/>
               <w:left w:val="single" w:color="BFC9D6" w:sz="4"/>
@@ -7277,7 +7439,7 @@
         </w:tc>
         <w:tc>
           <w:tcPr>
-            <w:tcW w:type="dxa" w:w="5882"/>
+            <w:tcW w:type="dxa" w:w="5819"/>
             <w:tcBorders>
               <w:top w:val="single" w:color="BFC9D6" w:sz="4"/>
               <w:left w:val="single" w:color="BFC9D6" w:sz="4"/>
@@ -7313,7 +7475,7 @@
         </w:tc>
         <w:tc>
           <w:tcPr>
-            <w:tcW w:type="dxa" w:w="3038"/>
+            <w:tcW w:type="dxa" w:w="3102"/>
             <w:tcBorders>
               <w:top w:val="single" w:color="BFC9D6" w:sz="4"/>
               <w:left w:val="single" w:color="BFC9D6" w:sz="4"/>
@@ -7354,7 +7516,7 @@
         </w:trPr>
         <w:tc>
           <w:tcPr>
-            <w:tcW w:type="dxa" w:w="944"/>
+            <w:tcW w:type="dxa" w:w="943"/>
             <w:tcBorders>
               <w:top w:val="single" w:color="BFC9D6" w:sz="4"/>
               <w:left w:val="single" w:color="BFC9D6" w:sz="4"/>
@@ -7391,7 +7553,7 @@
         </w:tc>
         <w:tc>
           <w:tcPr>
-            <w:tcW w:type="dxa" w:w="5882"/>
+            <w:tcW w:type="dxa" w:w="5819"/>
             <w:tcBorders>
               <w:top w:val="single" w:color="BFC9D6" w:sz="4"/>
               <w:left w:val="single" w:color="BFC9D6" w:sz="4"/>
@@ -7422,46 +7584,72 @@
                 <w:szCs w:val="18"/>
                 <w:rtl/>
               </w:rPr>
-              <w:t xml:space="preserve">المجلدات والمفتاح الرئيسي.</w:t>
-            </w:r>
-            <w:r>
-              <w:rPr>
-                <w:rFonts w:ascii="Arial" w:cs="Arial" w:eastAsia="Arial" w:hAnsi="Arial"/>
-                <w:b w:val="false"/>
-                <w:bCs w:val="false"/>
-                <w:sz w:val="18"/>
-                <w:szCs w:val="18"/>
-                <w:rtl/>
-              </w:rPr>
-              <w:t xml:space="preserve"> </w:t>
-            </w:r>
-            <w:r>
-              <w:rPr>
-                <w:rFonts w:ascii="Arial" w:cs="Arial" w:eastAsia="Arial" w:hAnsi="Arial"/>
-                <w:b/>
-                <w:bCs/>
-                <w:sz w:val="18"/>
-                <w:szCs w:val="18"/>
-                <w:rtl/>
-              </w:rPr>
-              <w:t xml:space="preserve">يُنسخ ملف المفتاح فورًا إلى المكان الآمن (A-06):</w:t>
-            </w:r>
-            <w:r>
-              <w:rPr>
-                <w:rFonts w:ascii="Arial" w:cs="Arial" w:eastAsia="Arial" w:hAnsi="Arial"/>
-                <w:b w:val="false"/>
-                <w:bCs w:val="false"/>
-                <w:sz w:val="18"/>
-                <w:szCs w:val="18"/>
-                <w:rtl/>
-              </w:rPr>
-              <w:t xml:space="preserve"> إن ضاع لا يُفتح أي شيء مشفّر أبدًا</w:t>
-            </w:r>
-          </w:p>
-        </w:tc>
-        <w:tc>
-          <w:tcPr>
-            <w:tcW w:type="dxa" w:w="3038"/>
+              <w:t xml:space="preserve">ملف القيم:</w:t>
+            </w:r>
+            <w:r>
+              <w:rPr>
+                <w:rFonts w:ascii="Arial" w:cs="Arial" w:eastAsia="Arial" w:hAnsi="Arial"/>
+                <w:b w:val="false"/>
+                <w:bCs w:val="false"/>
+                <w:sz w:val="18"/>
+                <w:szCs w:val="18"/>
+                <w:rtl/>
+              </w:rPr>
+              <w:t xml:space="preserve"> تُنسخ </w:t>
+            </w:r>
+            <w:r>
+              <w:rPr>
+                <w:rFonts w:ascii="Courier New" w:cs="Courier New" w:eastAsia="Courier New" w:hAnsi="Courier New"/>
+                <w:b w:val="false"/>
+                <w:bCs w:val="false"/>
+                <w:color w:val="1F2937"/>
+                <w:sz w:val="16"/>
+                <w:szCs w:val="16"/>
+                <w:shd w:fill="F1F3F5" w:color="auto" w:val="clear"/>
+                <w:rtl/>
+              </w:rPr>
+              <w:t xml:space="preserve">‎tools/host/site.conf.example‎</w:t>
+            </w:r>
+            <w:r>
+              <w:rPr>
+                <w:rFonts w:ascii="Arial" w:cs="Arial" w:eastAsia="Arial" w:hAnsi="Arial"/>
+                <w:b w:val="false"/>
+                <w:bCs w:val="false"/>
+                <w:sz w:val="18"/>
+                <w:szCs w:val="18"/>
+                <w:rtl/>
+              </w:rPr>
+              <w:t xml:space="preserve"> إلى </w:t>
+            </w:r>
+            <w:r>
+              <w:rPr>
+                <w:rFonts w:ascii="Courier New" w:cs="Courier New" w:eastAsia="Courier New" w:hAnsi="Courier New"/>
+                <w:b w:val="false"/>
+                <w:bCs w:val="false"/>
+                <w:color w:val="1F2937"/>
+                <w:sz w:val="16"/>
+                <w:szCs w:val="16"/>
+                <w:shd w:fill="F1F3F5" w:color="auto" w:val="clear"/>
+                <w:rtl/>
+              </w:rPr>
+              <w:t xml:space="preserve">‎/opt/bankfas/site.conf‎</w:t>
+            </w:r>
+            <w:r>
+              <w:rPr>
+                <w:rFonts w:ascii="Arial" w:cs="Arial" w:eastAsia="Arial" w:hAnsi="Arial"/>
+                <w:b w:val="false"/>
+                <w:bCs w:val="false"/>
+                <w:sz w:val="18"/>
+                <w:szCs w:val="18"/>
+                <w:rtl/>
+              </w:rPr>
+              <w:t xml:space="preserve"> (600)، وتُملأ قيم الخادم كلها في مكان واحد</w:t>
+            </w:r>
+          </w:p>
+        </w:tc>
+        <w:tc>
+          <w:tcPr>
+            <w:tcW w:type="dxa" w:w="3102"/>
             <w:tcBorders>
               <w:top w:val="single" w:color="BFC9D6" w:sz="4"/>
               <w:left w:val="single" w:color="BFC9D6" w:sz="4"/>
@@ -7485,14 +7673,16 @@
             </w:pPr>
             <w:r>
               <w:rPr>
-                <w:rFonts w:ascii="Arial" w:cs="Arial" w:eastAsia="Arial" w:hAnsi="Arial"/>
-                <w:b w:val="false"/>
-                <w:bCs w:val="false"/>
-                <w:sz w:val="18"/>
-                <w:szCs w:val="18"/>
-                <w:rtl/>
-              </w:rPr>
-              <w:t xml:space="preserve">انظر الأوامر بعد الجدول</w:t>
+                <w:rFonts w:ascii="Courier New" w:cs="Courier New" w:eastAsia="Courier New" w:hAnsi="Courier New"/>
+                <w:b w:val="false"/>
+                <w:bCs w:val="false"/>
+                <w:color w:val="1F2937"/>
+                <w:sz w:val="16"/>
+                <w:szCs w:val="16"/>
+                <w:shd w:fill="F1F3F5" w:color="auto" w:val="clear"/>
+                <w:rtl/>
+              </w:rPr>
+              <w:t xml:space="preserve">‎sudo install -d -m 700 /opt/bankfas &amp;&amp; sudo install -m 600 tools/host/site.conf.example /opt/bankfas/site.conf &amp;&amp; sudoedit /opt/bankfas/site.conf‎</w:t>
             </w:r>
           </w:p>
         </w:tc>
@@ -7503,7 +7693,7 @@
         </w:trPr>
         <w:tc>
           <w:tcPr>
-            <w:tcW w:type="dxa" w:w="944"/>
+            <w:tcW w:type="dxa" w:w="943"/>
             <w:tcBorders>
               <w:top w:val="single" w:color="BFC9D6" w:sz="4"/>
               <w:left w:val="single" w:color="BFC9D6" w:sz="4"/>
@@ -7539,7 +7729,7 @@
         </w:tc>
         <w:tc>
           <w:tcPr>
-            <w:tcW w:type="dxa" w:w="5882"/>
+            <w:tcW w:type="dxa" w:w="5819"/>
             <w:tcBorders>
               <w:top w:val="single" w:color="BFC9D6" w:sz="4"/>
               <w:left w:val="single" w:color="BFC9D6" w:sz="4"/>
@@ -7569,19 +7759,66 @@
                 <w:szCs w:val="18"/>
                 <w:rtl/>
               </w:rPr>
-              <w:t xml:space="preserve">ملفات الإعداد:</w:t>
-            </w:r>
-            <w:r>
-              <w:rPr>
-                <w:rFonts w:ascii="Arial" w:cs="Arial" w:eastAsia="Arial" w:hAnsi="Arial"/>
-                <w:b w:val="false"/>
-                <w:bCs w:val="false"/>
-                <w:sz w:val="18"/>
-                <w:szCs w:val="18"/>
-                <w:rtl/>
-              </w:rPr>
-              <w:t xml:space="preserve"> تُملأ القيم بين </w:t>
-            </w:r>
+              <w:t xml:space="preserve">التجهيز من ملف القيم:</w:t>
+            </w:r>
+            <w:r>
+              <w:rPr>
+                <w:rFonts w:ascii="Arial" w:cs="Arial" w:eastAsia="Arial" w:hAnsi="Arial"/>
+                <w:b w:val="false"/>
+                <w:bCs w:val="false"/>
+                <w:sz w:val="18"/>
+                <w:szCs w:val="18"/>
+                <w:rtl/>
+              </w:rPr>
+              <w:t xml:space="preserve"> المجلدات بصلاحياتها، والمفتاح الرئيسي مرة واحدة، وملفات الإعداد وCaddyfile، وأسرار القاعدة، وكلمة SMTP، ورمز DNS. </w:t>
+            </w:r>
+            <w:r>
+              <w:rPr>
+                <w:rFonts w:ascii="Arial" w:cs="Arial" w:eastAsia="Arial" w:hAnsi="Arial"/>
+                <w:b/>
+                <w:bCs/>
+                <w:sz w:val="18"/>
+                <w:szCs w:val="18"/>
+                <w:rtl/>
+              </w:rPr>
+              <w:t xml:space="preserve">يُنسخ ملف المفتاح فورًا إلى المكان الآمن (A-06)</w:t>
+            </w:r>
+            <w:r>
+              <w:rPr>
+                <w:rFonts w:ascii="Arial" w:cs="Arial" w:eastAsia="Arial" w:hAnsi="Arial"/>
+                <w:b w:val="false"/>
+                <w:bCs w:val="false"/>
+                <w:sz w:val="18"/>
+                <w:szCs w:val="18"/>
+                <w:rtl/>
+              </w:rPr>
+              <w:t xml:space="preserve">، ويُسجَّل البصمة التي يطبعها السكربت</w:t>
+            </w:r>
+          </w:p>
+        </w:tc>
+        <w:tc>
+          <w:tcPr>
+            <w:tcW w:type="dxa" w:w="3102"/>
+            <w:tcBorders>
+              <w:top w:val="single" w:color="BFC9D6" w:sz="4"/>
+              <w:left w:val="single" w:color="BFC9D6" w:sz="4"/>
+              <w:bottom w:val="single" w:color="BFC9D6" w:sz="4"/>
+              <w:right w:val="single" w:color="BFC9D6" w:sz="4"/>
+            </w:tcBorders>
+            <w:tcMar>
+              <w:top w:type="dxa" w:w="50"/>
+              <w:left w:type="dxa" w:w="90"/>
+              <w:bottom w:type="dxa" w:w="50"/>
+              <w:right w:type="dxa" w:w="90"/>
+            </w:tcMar>
+            <w:vAlign w:val="top"/>
+          </w:tcPr>
+          <w:p>
+            <w:pPr>
+              <w:keepNext w:val="false"/>
+              <w:bidi/>
+              <w:spacing w:after="30" w:before="30" w:line="264"/>
+            </w:pPr>
             <w:r>
               <w:rPr>
                 <w:rFonts w:ascii="Courier New" w:cs="Courier New" w:eastAsia="Courier New" w:hAnsi="Courier New"/>
@@ -7593,54 +7830,7 @@
                 <w:shd w:fill="F1F3F5" w:color="auto" w:val="clear"/>
                 <w:rtl/>
               </w:rPr>
-              <w:t xml:space="preserve">‎&lt;...&gt;‎</w:t>
-            </w:r>
-            <w:r>
-              <w:rPr>
-                <w:rFonts w:ascii="Arial" w:cs="Arial" w:eastAsia="Arial" w:hAnsi="Arial"/>
-                <w:b w:val="false"/>
-                <w:bCs w:val="false"/>
-                <w:sz w:val="18"/>
-                <w:szCs w:val="18"/>
-                <w:rtl/>
-              </w:rPr>
-              <w:t xml:space="preserve">. ويُفك ملف الأسرار المنقول ويُحذف</w:t>
-            </w:r>
-          </w:p>
-        </w:tc>
-        <w:tc>
-          <w:tcPr>
-            <w:tcW w:type="dxa" w:w="3038"/>
-            <w:tcBorders>
-              <w:top w:val="single" w:color="BFC9D6" w:sz="4"/>
-              <w:left w:val="single" w:color="BFC9D6" w:sz="4"/>
-              <w:bottom w:val="single" w:color="BFC9D6" w:sz="4"/>
-              <w:right w:val="single" w:color="BFC9D6" w:sz="4"/>
-            </w:tcBorders>
-            <w:tcMar>
-              <w:top w:type="dxa" w:w="50"/>
-              <w:left w:type="dxa" w:w="90"/>
-              <w:bottom w:type="dxa" w:w="50"/>
-              <w:right w:type="dxa" w:w="90"/>
-            </w:tcMar>
-            <w:vAlign w:val="top"/>
-          </w:tcPr>
-          <w:p>
-            <w:pPr>
-              <w:keepNext w:val="false"/>
-              <w:bidi/>
-              <w:spacing w:after="30" w:before="30" w:line="264"/>
-            </w:pPr>
-            <w:r>
-              <w:rPr>
-                <w:rFonts w:ascii="Arial" w:cs="Arial" w:eastAsia="Arial" w:hAnsi="Arial"/>
-                <w:b w:val="false"/>
-                <w:bCs w:val="false"/>
-                <w:sz w:val="18"/>
-                <w:szCs w:val="18"/>
-                <w:rtl/>
-              </w:rPr>
-              <w:t xml:space="preserve">انظر الأوامر بعد الجدول</w:t>
+              <w:t xml:space="preserve">‎sudo tools/host/provision_app_host.sh --db-secrets /tmp/db-secrets.tar‎</w:t>
             </w:r>
           </w:p>
         </w:tc>
@@ -7651,7 +7841,7 @@
         </w:trPr>
         <w:tc>
           <w:tcPr>
-            <w:tcW w:type="dxa" w:w="944"/>
+            <w:tcW w:type="dxa" w:w="943"/>
             <w:tcBorders>
               <w:top w:val="single" w:color="BFC9D6" w:sz="4"/>
               <w:left w:val="single" w:color="BFC9D6" w:sz="4"/>
@@ -7688,7 +7878,7 @@
         </w:tc>
         <w:tc>
           <w:tcPr>
-            <w:tcW w:type="dxa" w:w="5882"/>
+            <w:tcW w:type="dxa" w:w="5819"/>
             <w:tcBorders>
               <w:top w:val="single" w:color="BFC9D6" w:sz="4"/>
               <w:left w:val="single" w:color="BFC9D6" w:sz="4"/>
@@ -7797,7 +7987,7 @@
         </w:tc>
         <w:tc>
           <w:tcPr>
-            <w:tcW w:type="dxa" w:w="3038"/>
+            <w:tcW w:type="dxa" w:w="3102"/>
             <w:tcBorders>
               <w:top w:val="single" w:color="BFC9D6" w:sz="4"/>
               <w:left w:val="single" w:color="BFC9D6" w:sz="4"/>
@@ -7839,7 +8029,7 @@
         </w:trPr>
         <w:tc>
           <w:tcPr>
-            <w:tcW w:type="dxa" w:w="944"/>
+            <w:tcW w:type="dxa" w:w="943"/>
             <w:tcBorders>
               <w:top w:val="single" w:color="BFC9D6" w:sz="4"/>
               <w:left w:val="single" w:color="BFC9D6" w:sz="4"/>
@@ -7875,7 +8065,7 @@
         </w:tc>
         <w:tc>
           <w:tcPr>
-            <w:tcW w:type="dxa" w:w="5882"/>
+            <w:tcW w:type="dxa" w:w="5819"/>
             <w:tcBorders>
               <w:top w:val="single" w:color="BFC9D6" w:sz="4"/>
               <w:left w:val="single" w:color="BFC9D6" w:sz="4"/>
@@ -7922,7 +8112,7 @@
         </w:tc>
         <w:tc>
           <w:tcPr>
-            <w:tcW w:type="dxa" w:w="3038"/>
+            <w:tcW w:type="dxa" w:w="3102"/>
             <w:tcBorders>
               <w:top w:val="single" w:color="BFC9D6" w:sz="4"/>
               <w:left w:val="single" w:color="BFC9D6" w:sz="4"/>
@@ -7965,7 +8155,7 @@
         </w:trPr>
         <w:tc>
           <w:tcPr>
-            <w:tcW w:type="dxa" w:w="944"/>
+            <w:tcW w:type="dxa" w:w="943"/>
             <w:tcBorders>
               <w:top w:val="single" w:color="BFC9D6" w:sz="4"/>
               <w:left w:val="single" w:color="BFC9D6" w:sz="4"/>
@@ -8002,7 +8192,7 @@
         </w:tc>
         <w:tc>
           <w:tcPr>
-            <w:tcW w:type="dxa" w:w="5882"/>
+            <w:tcW w:type="dxa" w:w="5819"/>
             <w:tcBorders>
               <w:top w:val="single" w:color="BFC9D6" w:sz="4"/>
               <w:left w:val="single" w:color="BFC9D6" w:sz="4"/>
@@ -8050,7 +8240,7 @@
         </w:tc>
         <w:tc>
           <w:tcPr>
-            <w:tcW w:type="dxa" w:w="3038"/>
+            <w:tcW w:type="dxa" w:w="3102"/>
             <w:tcBorders>
               <w:top w:val="single" w:color="BFC9D6" w:sz="4"/>
               <w:left w:val="single" w:color="BFC9D6" w:sz="4"/>
@@ -8092,7 +8282,7 @@
         </w:trPr>
         <w:tc>
           <w:tcPr>
-            <w:tcW w:type="dxa" w:w="944"/>
+            <w:tcW w:type="dxa" w:w="943"/>
             <w:tcBorders>
               <w:top w:val="single" w:color="BFC9D6" w:sz="4"/>
               <w:left w:val="single" w:color="BFC9D6" w:sz="4"/>
@@ -8128,7 +8318,7 @@
         </w:tc>
         <w:tc>
           <w:tcPr>
-            <w:tcW w:type="dxa" w:w="5882"/>
+            <w:tcW w:type="dxa" w:w="5819"/>
             <w:tcBorders>
               <w:top w:val="single" w:color="BFC9D6" w:sz="4"/>
               <w:left w:val="single" w:color="BFC9D6" w:sz="4"/>
@@ -8188,7 +8378,7 @@
         </w:tc>
         <w:tc>
           <w:tcPr>
-            <w:tcW w:type="dxa" w:w="3038"/>
+            <w:tcW w:type="dxa" w:w="3102"/>
             <w:tcBorders>
               <w:top w:val="single" w:color="BFC9D6" w:sz="4"/>
               <w:left w:val="single" w:color="BFC9D6" w:sz="4"/>
@@ -8242,7 +8432,7 @@
         </w:trPr>
         <w:tc>
           <w:tcPr>
-            <w:tcW w:type="dxa" w:w="944"/>
+            <w:tcW w:type="dxa" w:w="943"/>
             <w:tcBorders>
               <w:top w:val="single" w:color="BFC9D6" w:sz="4"/>
               <w:left w:val="single" w:color="BFC9D6" w:sz="4"/>
@@ -8279,7 +8469,7 @@
         </w:tc>
         <w:tc>
           <w:tcPr>
-            <w:tcW w:type="dxa" w:w="5882"/>
+            <w:tcW w:type="dxa" w:w="5819"/>
             <w:tcBorders>
               <w:top w:val="single" w:color="BFC9D6" w:sz="4"/>
               <w:left w:val="single" w:color="BFC9D6" w:sz="4"/>
@@ -8316,7 +8506,7 @@
         </w:tc>
         <w:tc>
           <w:tcPr>
-            <w:tcW w:type="dxa" w:w="3038"/>
+            <w:tcW w:type="dxa" w:w="3102"/>
             <w:tcBorders>
               <w:top w:val="single" w:color="BFC9D6" w:sz="4"/>
               <w:left w:val="single" w:color="BFC9D6" w:sz="4"/>
@@ -8495,402 +8685,66 @@
           <w:szCs w:val="21"/>
           <w:rtl/>
         </w:rPr>
-        <w:t xml:space="preserve">أوامر الخطوة H-04:</w:t>
+        <w:t xml:space="preserve">بديل يدوي للخطوة H-05:</w:t>
       </w:r>
-    </w:p>
-    <w:p>
-      <w:pPr>
-        <w:keepNext/>
-        <w:keepLines/>
-        <w:pBdr>
-          <w:top w:val="single" w:color="BFC9D6" w:sz="4" w:space="4"/>
-          <w:left w:val="single" w:color="BFC9D6" w:sz="4" w:space="4"/>
-          <w:bottom w:val="single" w:color="BFC9D6" w:sz="4" w:space="4"/>
-          <w:right w:val="single" w:color="BFC9D6" w:sz="4" w:space="4"/>
-        </w:pBdr>
-        <w:shd w:fill="F1F3F5" w:color="auto" w:val="clear"/>
-        <w:bidi w:val="false"/>
-        <w:spacing w:after="0" w:before="0" w:line="260"/>
-        <w:ind w:left="120" w:right="120"/>
-        <w:jc w:val="left"/>
-      </w:pPr>
-      <w:r>
-        <w:rPr>
-          <w:rFonts w:ascii="Courier New" w:cs="Courier New" w:eastAsia="Courier New" w:hAnsi="Courier New"/>
-          <w:color w:val="1F2937"/>
-          <w:sz w:val="17"/>
-          <w:szCs w:val="17"/>
-          <w:rtl w:val="false"/>
-        </w:rPr>
-        <w:t xml:space="preserve">sudo install -d -m 700 /opt/bankfas</w:t>
-      </w:r>
-    </w:p>
-    <w:p>
-      <w:pPr>
-        <w:keepNext/>
-        <w:keepLines/>
-        <w:pBdr>
-          <w:top w:val="single" w:color="BFC9D6" w:sz="4" w:space="4"/>
-          <w:left w:val="single" w:color="BFC9D6" w:sz="4" w:space="4"/>
-          <w:bottom w:val="single" w:color="BFC9D6" w:sz="4" w:space="4"/>
-          <w:right w:val="single" w:color="BFC9D6" w:sz="4" w:space="4"/>
-        </w:pBdr>
-        <w:shd w:fill="F1F3F5" w:color="auto" w:val="clear"/>
-        <w:bidi w:val="false"/>
-        <w:spacing w:after="0" w:before="0" w:line="260"/>
-        <w:ind w:left="120" w:right="120"/>
-        <w:jc w:val="left"/>
-      </w:pPr>
-      <w:r>
-        <w:rPr>
-          <w:rFonts w:ascii="Courier New" w:cs="Courier New" w:eastAsia="Courier New" w:hAnsi="Courier New"/>
-          <w:color w:val="1F2937"/>
-          <w:sz w:val="17"/>
-          <w:szCs w:val="17"/>
-          <w:rtl w:val="false"/>
-        </w:rPr>
-        <w:t xml:space="preserve">sudo install -d -m 750 -o root -g 10001 /opt/bankfas/secrets       # يدخله مستخدم التطبيق ولا يكتب فيه</w:t>
-      </w:r>
-    </w:p>
-    <w:p>
-      <w:pPr>
-        <w:keepNext/>
-        <w:keepLines/>
-        <w:pBdr>
-          <w:top w:val="single" w:color="BFC9D6" w:sz="4" w:space="4"/>
-          <w:left w:val="single" w:color="BFC9D6" w:sz="4" w:space="4"/>
-          <w:bottom w:val="single" w:color="BFC9D6" w:sz="4" w:space="4"/>
-          <w:right w:val="single" w:color="BFC9D6" w:sz="4" w:space="4"/>
-        </w:pBdr>
-        <w:shd w:fill="F1F3F5" w:color="auto" w:val="clear"/>
-        <w:bidi w:val="false"/>
-        <w:spacing w:after="0" w:before="0" w:line="260"/>
-        <w:ind w:left="120" w:right="120"/>
-        <w:jc w:val="left"/>
-      </w:pPr>
-      <w:r>
-        <w:rPr>
-          <w:rFonts w:ascii="Courier New" w:cs="Courier New" w:eastAsia="Courier New" w:hAnsi="Courier New"/>
-          <w:color w:val="1F2937"/>
-          <w:sz w:val="17"/>
-          <w:szCs w:val="17"/>
-          <w:rtl w:val="false"/>
-        </w:rPr>
-        <w:t xml:space="preserve">sudo install -d -m 700 -o 10001 -g 10001 /opt/bankfas/secrets/master-keys /opt/bankfas/secrets/db</w:t>
-      </w:r>
-    </w:p>
-    <w:p>
-      <w:pPr>
-        <w:keepNext/>
-        <w:keepLines/>
-        <w:pBdr>
-          <w:top w:val="single" w:color="BFC9D6" w:sz="4" w:space="4"/>
-          <w:left w:val="single" w:color="BFC9D6" w:sz="4" w:space="4"/>
-          <w:bottom w:val="single" w:color="BFC9D6" w:sz="4" w:space="4"/>
-          <w:right w:val="single" w:color="BFC9D6" w:sz="4" w:space="4"/>
-        </w:pBdr>
-        <w:shd w:fill="F1F3F5" w:color="auto" w:val="clear"/>
-        <w:bidi w:val="false"/>
-        <w:spacing w:after="0" w:before="0" w:line="260"/>
-        <w:ind w:left="120" w:right="120"/>
-        <w:jc w:val="left"/>
-      </w:pPr>
-      <w:r>
-        <w:rPr>
-          <w:rFonts w:ascii="Courier New" w:cs="Courier New" w:eastAsia="Courier New" w:hAnsi="Courier New"/>
-          <w:color w:val="1F2937"/>
-          <w:sz w:val="17"/>
-          <w:szCs w:val="17"/>
-          <w:rtl w:val="false"/>
-        </w:rPr>
-        <w:t xml:space="preserve">sudo install -d -m 750 -o 10001 -g 10001 /srv/bankfas/files /srv/bankfas/dataprotection</w:t>
-      </w:r>
-    </w:p>
-    <w:p>
-      <w:pPr>
-        <w:keepNext/>
-        <w:keepLines/>
-        <w:pBdr>
-          <w:top w:val="single" w:color="BFC9D6" w:sz="4" w:space="4"/>
-          <w:left w:val="single" w:color="BFC9D6" w:sz="4" w:space="4"/>
-          <w:bottom w:val="single" w:color="BFC9D6" w:sz="4" w:space="4"/>
-          <w:right w:val="single" w:color="BFC9D6" w:sz="4" w:space="4"/>
-        </w:pBdr>
-        <w:shd w:fill="F1F3F5" w:color="auto" w:val="clear"/>
-        <w:bidi w:val="false"/>
-        <w:spacing w:after="0" w:before="0" w:line="260"/>
-        <w:ind w:left="120" w:right="120"/>
-        <w:jc w:val="left"/>
-      </w:pPr>
-      <w:r>
-        <w:rPr>
-          <w:rFonts w:ascii="Courier New" w:cs="Courier New" w:eastAsia="Courier New" w:hAnsi="Courier New"/>
-          <w:color w:val="1F2937"/>
-          <w:sz w:val="17"/>
-          <w:szCs w:val="17"/>
-          <w:rtl w:val="false"/>
-        </w:rPr>
-        <w:t xml:space="preserve">sudo install -d -m 755 /srv/bankfas/breached</w:t>
-      </w:r>
-    </w:p>
-    <w:p>
-      <w:pPr>
-        <w:keepNext/>
-        <w:keepLines/>
-        <w:pBdr>
-          <w:top w:val="single" w:color="BFC9D6" w:sz="4" w:space="4"/>
-          <w:left w:val="single" w:color="BFC9D6" w:sz="4" w:space="4"/>
-          <w:bottom w:val="single" w:color="BFC9D6" w:sz="4" w:space="4"/>
-          <w:right w:val="single" w:color="BFC9D6" w:sz="4" w:space="4"/>
-        </w:pBdr>
-        <w:shd w:fill="F1F3F5" w:color="auto" w:val="clear"/>
-        <w:bidi w:val="false"/>
-        <w:spacing w:after="0" w:before="0" w:line="260"/>
-        <w:ind w:left="120" w:right="120"/>
-        <w:jc w:val="left"/>
-      </w:pPr>
-      <w:r>
-        <w:rPr>
-          <w:rFonts w:ascii="Courier New" w:cs="Courier New" w:eastAsia="Courier New" w:hAnsi="Courier New"/>
-          <w:color w:val="1F2937"/>
-          <w:sz w:val="17"/>
-          <w:szCs w:val="17"/>
-          <w:rtl w:val="false"/>
-        </w:rPr>
-        <w:t xml:space="preserve">openssl rand -base64 32 | sudo tee /opt/bankfas/secrets/master-keys/2026-10.key &gt; /dev/null</w:t>
-      </w:r>
-    </w:p>
-    <w:p>
-      <w:pPr>
-        <w:keepNext w:val="false"/>
-        <w:keepLines/>
-        <w:pBdr>
-          <w:top w:val="single" w:color="BFC9D6" w:sz="4" w:space="4"/>
-          <w:left w:val="single" w:color="BFC9D6" w:sz="4" w:space="4"/>
-          <w:bottom w:val="single" w:color="BFC9D6" w:sz="4" w:space="4"/>
-          <w:right w:val="single" w:color="BFC9D6" w:sz="4" w:space="4"/>
-        </w:pBdr>
-        <w:shd w:fill="F1F3F5" w:color="auto" w:val="clear"/>
-        <w:bidi w:val="false"/>
-        <w:spacing w:after="140" w:before="0" w:line="260"/>
-        <w:ind w:left="120" w:right="120"/>
-        <w:jc w:val="left"/>
-      </w:pPr>
-      <w:r>
-        <w:rPr>
-          <w:rFonts w:ascii="Courier New" w:cs="Courier New" w:eastAsia="Courier New" w:hAnsi="Courier New"/>
-          <w:color w:val="1F2937"/>
-          <w:sz w:val="17"/>
-          <w:szCs w:val="17"/>
-          <w:rtl w:val="false"/>
-        </w:rPr>
-        <w:t xml:space="preserve">sudo chown 10001:10001 /opt/bankfas/secrets/master-keys/2026-10.key &amp;&amp; sudo chmod 400 /opt/bankfas/secrets/master-keys/2026-10.key</w:t>
-      </w:r>
-    </w:p>
-    <w:p>
-      <w:pPr>
-        <w:bidi/>
-        <w:spacing w:after="110" w:before="0" w:line="312"/>
-      </w:pPr>
       <w:r>
         <w:rPr>
           <w:rFonts w:ascii="Arial" w:cs="Arial" w:eastAsia="Arial" w:hAnsi="Arial"/>
-          <w:b/>
-          <w:bCs/>
+          <w:b w:val="false"/>
+          <w:bCs w:val="false"/>
           <w:sz w:val="21"/>
           <w:szCs w:val="21"/>
           <w:rtl/>
         </w:rPr>
-        <w:t xml:space="preserve">أوامر الخطوة H-05:</w:t>
+        <w:t xml:space="preserve"> السكربت قصير ومقسّم بعناوين (</w:t>
       </w:r>
-    </w:p>
-    <w:p>
-      <w:pPr>
-        <w:keepNext/>
-        <w:keepLines/>
-        <w:pBdr>
-          <w:top w:val="single" w:color="BFC9D6" w:sz="4" w:space="4"/>
-          <w:left w:val="single" w:color="BFC9D6" w:sz="4" w:space="4"/>
-          <w:bottom w:val="single" w:color="BFC9D6" w:sz="4" w:space="4"/>
-          <w:right w:val="single" w:color="BFC9D6" w:sz="4" w:space="4"/>
-        </w:pBdr>
-        <w:shd w:fill="F1F3F5" w:color="auto" w:val="clear"/>
-        <w:bidi w:val="false"/>
-        <w:spacing w:after="0" w:before="0" w:line="260"/>
-        <w:ind w:left="120" w:right="120"/>
-        <w:jc w:val="left"/>
-      </w:pPr>
       <w:r>
         <w:rPr>
           <w:rFonts w:ascii="Courier New" w:cs="Courier New" w:eastAsia="Courier New" w:hAnsi="Courier New"/>
+          <w:b w:val="false"/>
+          <w:bCs w:val="false"/>
           <w:color w:val="1F2937"/>
-          <w:sz w:val="17"/>
-          <w:szCs w:val="17"/>
-          <w:rtl w:val="false"/>
+          <w:sz w:val="18"/>
+          <w:szCs w:val="18"/>
+          <w:shd w:fill="F1F3F5" w:color="auto" w:val="clear"/>
+          <w:rtl/>
         </w:rPr>
-        <w:t xml:space="preserve">sudo cp tools/host/compose.yml /opt/bankfas/compose.yml</w:t>
+        <w:t xml:space="preserve">‎tools/host/provision_app_host.sh‎</w:t>
       </w:r>
-    </w:p>
-    <w:p>
-      <w:pPr>
-        <w:keepNext/>
-        <w:keepLines/>
-        <w:pBdr>
-          <w:top w:val="single" w:color="BFC9D6" w:sz="4" w:space="4"/>
-          <w:left w:val="single" w:color="BFC9D6" w:sz="4" w:space="4"/>
-          <w:bottom w:val="single" w:color="BFC9D6" w:sz="4" w:space="4"/>
-          <w:right w:val="single" w:color="BFC9D6" w:sz="4" w:space="4"/>
-        </w:pBdr>
-        <w:shd w:fill="F1F3F5" w:color="auto" w:val="clear"/>
-        <w:bidi w:val="false"/>
-        <w:spacing w:after="0" w:before="0" w:line="260"/>
-        <w:ind w:left="120" w:right="120"/>
-        <w:jc w:val="left"/>
-      </w:pPr>
+      <w:r>
+        <w:rPr>
+          <w:rFonts w:ascii="Arial" w:cs="Arial" w:eastAsia="Arial" w:hAnsi="Arial"/>
+          <w:b w:val="false"/>
+          <w:bCs w:val="false"/>
+          <w:sz w:val="21"/>
+          <w:szCs w:val="21"/>
+          <w:rtl/>
+        </w:rPr>
+        <w:t xml:space="preserve">)، ويمكن تنفيذ كل جزء منه يدويًا. وتجربته دون تغيير الخادم ممكنة: </w:t>
+      </w:r>
       <w:r>
         <w:rPr>
           <w:rFonts w:ascii="Courier New" w:cs="Courier New" w:eastAsia="Courier New" w:hAnsi="Courier New"/>
+          <w:b w:val="false"/>
+          <w:bCs w:val="false"/>
           <w:color w:val="1F2937"/>
-          <w:sz w:val="17"/>
-          <w:szCs w:val="17"/>
-          <w:rtl w:val="false"/>
+          <w:sz w:val="18"/>
+          <w:szCs w:val="18"/>
+          <w:shd w:fill="F1F3F5" w:color="auto" w:val="clear"/>
+          <w:rtl/>
         </w:rPr>
-        <w:t xml:space="preserve">sudo cp tools/host/api.env.example /opt/bankfas/api.env &amp;&amp; sudo cp tools/host/worker.env.example /opt/bankfas/worker.env</w:t>
+        <w:t xml:space="preserve">‎BANKFAS_ROOT=/tmp/try‎</w:t>
       </w:r>
-    </w:p>
-    <w:p>
-      <w:pPr>
-        <w:keepNext/>
-        <w:keepLines/>
-        <w:pBdr>
-          <w:top w:val="single" w:color="BFC9D6" w:sz="4" w:space="4"/>
-          <w:left w:val="single" w:color="BFC9D6" w:sz="4" w:space="4"/>
-          <w:bottom w:val="single" w:color="BFC9D6" w:sz="4" w:space="4"/>
-          <w:right w:val="single" w:color="BFC9D6" w:sz="4" w:space="4"/>
-        </w:pBdr>
-        <w:shd w:fill="F1F3F5" w:color="auto" w:val="clear"/>
-        <w:bidi w:val="false"/>
-        <w:spacing w:after="0" w:before="0" w:line="260"/>
-        <w:ind w:left="120" w:right="120"/>
-        <w:jc w:val="left"/>
-      </w:pPr>
       <w:r>
         <w:rPr>
-          <w:rFonts w:ascii="Courier New" w:cs="Courier New" w:eastAsia="Courier New" w:hAnsi="Courier New"/>
-          <w:color w:val="1F2937"/>
-          <w:sz w:val="17"/>
-          <w:szCs w:val="17"/>
-          <w:rtl w:val="false"/>
+          <w:rFonts w:ascii="Arial" w:cs="Arial" w:eastAsia="Arial" w:hAnsi="Arial"/>
+          <w:b w:val="false"/>
+          <w:bCs w:val="false"/>
+          <w:sz w:val="21"/>
+          <w:szCs w:val="21"/>
+          <w:rtl/>
         </w:rPr>
-        <w:t xml:space="preserve">sudo chmod 600 /opt/bankfas/*.env &amp;&amp; sudoedit /opt/bankfas/api.env /opt/bankfas/worker.env</w:t>
-      </w:r>
-    </w:p>
-    <w:p>
-      <w:pPr>
-        <w:keepNext/>
-        <w:keepLines/>
-        <w:pBdr>
-          <w:top w:val="single" w:color="BFC9D6" w:sz="4" w:space="4"/>
-          <w:left w:val="single" w:color="BFC9D6" w:sz="4" w:space="4"/>
-          <w:bottom w:val="single" w:color="BFC9D6" w:sz="4" w:space="4"/>
-          <w:right w:val="single" w:color="BFC9D6" w:sz="4" w:space="4"/>
-        </w:pBdr>
-        <w:shd w:fill="F1F3F5" w:color="auto" w:val="clear"/>
-        <w:bidi w:val="false"/>
-        <w:spacing w:after="0" w:before="0" w:line="260"/>
-        <w:ind w:left="120" w:right="120"/>
-        <w:jc w:val="left"/>
-      </w:pPr>
-      <w:r>
-        <w:rPr>
-          <w:rFonts w:ascii="Courier New" w:cs="Courier New" w:eastAsia="Courier New" w:hAnsi="Courier New"/>
-          <w:color w:val="1F2937"/>
-          <w:sz w:val="17"/>
-          <w:szCs w:val="17"/>
-          <w:rtl w:val="false"/>
-        </w:rPr>
-        <w:t xml:space="preserve">sudo tar -C /opt/bankfas/secrets/db -xf /tmp/db-secrets.tar &amp;&amp; sudo rm /tmp/db-secrets.tar</w:t>
-      </w:r>
-    </w:p>
-    <w:p>
-      <w:pPr>
-        <w:keepNext/>
-        <w:keepLines/>
-        <w:pBdr>
-          <w:top w:val="single" w:color="BFC9D6" w:sz="4" w:space="4"/>
-          <w:left w:val="single" w:color="BFC9D6" w:sz="4" w:space="4"/>
-          <w:bottom w:val="single" w:color="BFC9D6" w:sz="4" w:space="4"/>
-          <w:right w:val="single" w:color="BFC9D6" w:sz="4" w:space="4"/>
-        </w:pBdr>
-        <w:shd w:fill="F1F3F5" w:color="auto" w:val="clear"/>
-        <w:bidi w:val="false"/>
-        <w:spacing w:after="0" w:before="0" w:line="260"/>
-        <w:ind w:left="120" w:right="120"/>
-        <w:jc w:val="left"/>
-      </w:pPr>
-      <w:r>
-        <w:rPr>
-          <w:rFonts w:ascii="Courier New" w:cs="Courier New" w:eastAsia="Courier New" w:hAnsi="Courier New"/>
-          <w:color w:val="1F2937"/>
-          <w:sz w:val="17"/>
-          <w:szCs w:val="17"/>
-          <w:rtl w:val="false"/>
-        </w:rPr>
-        <w:t xml:space="preserve">sudo chown 10001:10001 /opt/bankfas/secrets/db/*.secret &amp;&amp; sudo chmod 400 /opt/bankfas/secrets/db/*.secret</w:t>
-      </w:r>
-    </w:p>
-    <w:p>
-      <w:pPr>
-        <w:keepNext/>
-        <w:keepLines/>
-        <w:pBdr>
-          <w:top w:val="single" w:color="BFC9D6" w:sz="4" w:space="4"/>
-          <w:left w:val="single" w:color="BFC9D6" w:sz="4" w:space="4"/>
-          <w:bottom w:val="single" w:color="BFC9D6" w:sz="4" w:space="4"/>
-          <w:right w:val="single" w:color="BFC9D6" w:sz="4" w:space="4"/>
-        </w:pBdr>
-        <w:shd w:fill="F1F3F5" w:color="auto" w:val="clear"/>
-        <w:bidi w:val="false"/>
-        <w:spacing w:after="0" w:before="0" w:line="260"/>
-        <w:ind w:left="120" w:right="120"/>
-        <w:jc w:val="left"/>
-      </w:pPr>
-      <w:r>
-        <w:rPr>
-          <w:rFonts w:ascii="Courier New" w:cs="Courier New" w:eastAsia="Courier New" w:hAnsi="Courier New"/>
-          <w:color w:val="1F2937"/>
-          <w:sz w:val="17"/>
-          <w:szCs w:val="17"/>
-          <w:rtl w:val="false"/>
-        </w:rPr>
-        <w:t xml:space="preserve">printf '%s' '&lt;SMTP_PASSWORD&gt;' | sudo tee /opt/bankfas/secrets/smtp.secret &gt; /dev/null</w:t>
-      </w:r>
-    </w:p>
-    <w:p>
-      <w:pPr>
-        <w:keepNext w:val="false"/>
-        <w:keepLines/>
-        <w:pBdr>
-          <w:top w:val="single" w:color="BFC9D6" w:sz="4" w:space="4"/>
-          <w:left w:val="single" w:color="BFC9D6" w:sz="4" w:space="4"/>
-          <w:bottom w:val="single" w:color="BFC9D6" w:sz="4" w:space="4"/>
-          <w:right w:val="single" w:color="BFC9D6" w:sz="4" w:space="4"/>
-        </w:pBdr>
-        <w:shd w:fill="F1F3F5" w:color="auto" w:val="clear"/>
-        <w:bidi w:val="false"/>
-        <w:spacing w:after="140" w:before="0" w:line="260"/>
-        <w:ind w:left="120" w:right="120"/>
-        <w:jc w:val="left"/>
-      </w:pPr>
-      <w:r>
-        <w:rPr>
-          <w:rFonts w:ascii="Courier New" w:cs="Courier New" w:eastAsia="Courier New" w:hAnsi="Courier New"/>
-          <w:color w:val="1F2937"/>
-          <w:sz w:val="17"/>
-          <w:szCs w:val="17"/>
-          <w:rtl w:val="false"/>
-        </w:rPr>
-        <w:t xml:space="preserve">sudo chown 10001:10001 /opt/bankfas/secrets/smtp.secret &amp;&amp; sudo chmod 400 /opt/bankfas/secrets/smtp.secret</w:t>
+        <w:t xml:space="preserve"> يكتب كل شيء تحت ذلك المجلد.</w:t>
       </w:r>
     </w:p>
     <w:p>
@@ -8961,7 +8815,34 @@
           <w:szCs w:val="17"/>
           <w:rtl w:val="false"/>
         </w:rPr>
-        <w:t xml:space="preserve">sudo cp tools/host/Caddyfile /etc/caddy/Caddyfile &amp;&amp; sudoedit /etc/caddy/Caddyfile</w:t>
+        <w:t xml:space="preserve"># الخطوة H-05 كتبت /etc/caddy/Caddyfile ورمز DNS (/etc/caddy/dns.env)</w:t>
+      </w:r>
+    </w:p>
+    <w:p>
+      <w:pPr>
+        <w:keepNext/>
+        <w:keepLines/>
+        <w:pBdr>
+          <w:top w:val="single" w:color="BFC9D6" w:sz="4" w:space="4"/>
+          <w:left w:val="single" w:color="BFC9D6" w:sz="4" w:space="4"/>
+          <w:bottom w:val="single" w:color="BFC9D6" w:sz="4" w:space="4"/>
+          <w:right w:val="single" w:color="BFC9D6" w:sz="4" w:space="4"/>
+        </w:pBdr>
+        <w:shd w:fill="F1F3F5" w:color="auto" w:val="clear"/>
+        <w:bidi w:val="false"/>
+        <w:spacing w:after="0" w:before="0" w:line="260"/>
+        <w:ind w:left="120" w:right="120"/>
+        <w:jc w:val="left"/>
+      </w:pPr>
+      <w:r>
+        <w:rPr>
+          <w:rFonts w:ascii="Courier New" w:cs="Courier New" w:eastAsia="Courier New" w:hAnsi="Courier New"/>
+          <w:color w:val="1F2937"/>
+          <w:sz w:val="17"/>
+          <w:szCs w:val="17"/>
+          <w:rtl w:val="false"/>
+        </w:rPr>
+        <w:t xml:space="preserve">sudo systemctl daemon-reload</w:t>
       </w:r>
     </w:p>
     <w:p>
@@ -9025,9 +8906,9 @@
         </w:tblBorders>
       </w:tblPr>
       <w:tblGrid>
-        <w:gridCol w:w="974"/>
-        <w:gridCol w:w="4537"/>
-        <w:gridCol w:w="4353"/>
+        <w:gridCol w:w="989"/>
+        <w:gridCol w:w="4438"/>
+        <w:gridCol w:w="4437"/>
       </w:tblGrid>
       <w:tr>
         <w:trPr>
@@ -9036,7 +8917,7 @@
         </w:trPr>
         <w:tc>
           <w:tcPr>
-            <w:tcW w:type="dxa" w:w="974"/>
+            <w:tcW w:type="dxa" w:w="989"/>
             <w:tcBorders>
               <w:top w:val="single" w:color="BFC9D6" w:sz="4"/>
               <w:left w:val="single" w:color="BFC9D6" w:sz="4"/>
@@ -9074,7 +8955,7 @@
         </w:tc>
         <w:tc>
           <w:tcPr>
-            <w:tcW w:type="dxa" w:w="4537"/>
+            <w:tcW w:type="dxa" w:w="4438"/>
             <w:tcBorders>
               <w:top w:val="single" w:color="BFC9D6" w:sz="4"/>
               <w:left w:val="single" w:color="BFC9D6" w:sz="4"/>
@@ -9112,7 +8993,7 @@
         </w:tc>
         <w:tc>
           <w:tcPr>
-            <w:tcW w:type="dxa" w:w="4353"/>
+            <w:tcW w:type="dxa" w:w="4437"/>
             <w:tcBorders>
               <w:top w:val="single" w:color="BFC9D6" w:sz="4"/>
               <w:left w:val="single" w:color="BFC9D6" w:sz="4"/>
@@ -9155,7 +9036,7 @@
         </w:trPr>
         <w:tc>
           <w:tcPr>
-            <w:tcW w:type="dxa" w:w="974"/>
+            <w:tcW w:type="dxa" w:w="989"/>
             <w:tcBorders>
               <w:top w:val="single" w:color="BFC9D6" w:sz="4"/>
               <w:left w:val="single" w:color="BFC9D6" w:sz="4"/>
@@ -9191,7 +9072,7 @@
         </w:tc>
         <w:tc>
           <w:tcPr>
-            <w:tcW w:type="dxa" w:w="4537"/>
+            <w:tcW w:type="dxa" w:w="4438"/>
             <w:tcBorders>
               <w:top w:val="single" w:color="BFC9D6" w:sz="4"/>
               <w:left w:val="single" w:color="BFC9D6" w:sz="4"/>
@@ -9238,7 +9119,7 @@
         </w:tc>
         <w:tc>
           <w:tcPr>
-            <w:tcW w:type="dxa" w:w="4353"/>
+            <w:tcW w:type="dxa" w:w="4437"/>
             <w:tcBorders>
               <w:top w:val="single" w:color="BFC9D6" w:sz="4"/>
               <w:left w:val="single" w:color="BFC9D6" w:sz="4"/>
@@ -9279,7 +9160,7 @@
         </w:trPr>
         <w:tc>
           <w:tcPr>
-            <w:tcW w:type="dxa" w:w="974"/>
+            <w:tcW w:type="dxa" w:w="989"/>
             <w:tcBorders>
               <w:top w:val="single" w:color="BFC9D6" w:sz="4"/>
               <w:left w:val="single" w:color="BFC9D6" w:sz="4"/>
@@ -9316,7 +9197,7 @@
         </w:tc>
         <w:tc>
           <w:tcPr>
-            <w:tcW w:type="dxa" w:w="4537"/>
+            <w:tcW w:type="dxa" w:w="4438"/>
             <w:tcBorders>
               <w:top w:val="single" w:color="BFC9D6" w:sz="4"/>
               <w:left w:val="single" w:color="BFC9D6" w:sz="4"/>
@@ -9436,7 +9317,7 @@
         </w:tc>
         <w:tc>
           <w:tcPr>
-            <w:tcW w:type="dxa" w:w="4353"/>
+            <w:tcW w:type="dxa" w:w="4437"/>
             <w:tcBorders>
               <w:top w:val="single" w:color="BFC9D6" w:sz="4"/>
               <w:left w:val="single" w:color="BFC9D6" w:sz="4"/>
@@ -9480,43 +9361,43 @@
         </w:trPr>
         <w:tc>
           <w:tcPr>
-            <w:tcW w:type="dxa" w:w="974"/>
-            <w:tcBorders>
-              <w:top w:val="single" w:color="BFC9D6" w:sz="4"/>
-              <w:left w:val="single" w:color="BFC9D6" w:sz="4"/>
-              <w:bottom w:val="single" w:color="BFC9D6" w:sz="4"/>
-              <w:right w:val="single" w:color="BFC9D6" w:sz="4"/>
-            </w:tcBorders>
-            <w:tcMar>
-              <w:top w:type="dxa" w:w="50"/>
-              <w:left w:type="dxa" w:w="90"/>
-              <w:bottom w:type="dxa" w:w="50"/>
-              <w:right w:type="dxa" w:w="90"/>
-            </w:tcMar>
-            <w:vAlign w:val="top"/>
-          </w:tcPr>
-          <w:p>
-            <w:pPr>
-              <w:keepNext w:val="false"/>
-              <w:bidi/>
-              <w:spacing w:after="30" w:before="30" w:line="264"/>
-            </w:pPr>
-            <w:r>
-              <w:rPr>
-                <w:rFonts w:ascii="Arial" w:cs="Arial" w:eastAsia="Arial" w:hAnsi="Arial"/>
-                <w:b w:val="false"/>
-                <w:bCs w:val="false"/>
-                <w:sz w:val="18"/>
-                <w:szCs w:val="18"/>
-                <w:rtl/>
-              </w:rPr>
-              <w:t xml:space="preserve">R-03</w:t>
-            </w:r>
-          </w:p>
-        </w:tc>
-        <w:tc>
-          <w:tcPr>
-            <w:tcW w:type="dxa" w:w="4537"/>
+            <w:tcW w:type="dxa" w:w="989"/>
+            <w:tcBorders>
+              <w:top w:val="single" w:color="BFC9D6" w:sz="4"/>
+              <w:left w:val="single" w:color="BFC9D6" w:sz="4"/>
+              <w:bottom w:val="single" w:color="BFC9D6" w:sz="4"/>
+              <w:right w:val="single" w:color="BFC9D6" w:sz="4"/>
+            </w:tcBorders>
+            <w:tcMar>
+              <w:top w:type="dxa" w:w="50"/>
+              <w:left w:type="dxa" w:w="90"/>
+              <w:bottom w:type="dxa" w:w="50"/>
+              <w:right w:type="dxa" w:w="90"/>
+            </w:tcMar>
+            <w:vAlign w:val="top"/>
+          </w:tcPr>
+          <w:p>
+            <w:pPr>
+              <w:keepNext w:val="false"/>
+              <w:bidi/>
+              <w:spacing w:after="30" w:before="30" w:line="264"/>
+            </w:pPr>
+            <w:r>
+              <w:rPr>
+                <w:rFonts w:ascii="Arial" w:cs="Arial" w:eastAsia="Arial" w:hAnsi="Arial"/>
+                <w:b w:val="false"/>
+                <w:bCs w:val="false"/>
+                <w:sz w:val="18"/>
+                <w:szCs w:val="18"/>
+                <w:rtl/>
+              </w:rPr>
+              <w:t xml:space="preserve">R-02a</w:t>
+            </w:r>
+          </w:p>
+        </w:tc>
+        <w:tc>
+          <w:tcPr>
+            <w:tcW w:type="dxa" w:w="4438"/>
             <w:tcBorders>
               <w:top w:val="single" w:color="BFC9D6" w:sz="4"/>
               <w:left w:val="single" w:color="BFC9D6" w:sz="4"/>
@@ -9546,13 +9427,24 @@
                 <w:szCs w:val="18"/>
                 <w:rtl/>
               </w:rPr>
-              <w:t xml:space="preserve">التشغيل</w:t>
-            </w:r>
-          </w:p>
-        </w:tc>
-        <w:tc>
-          <w:tcPr>
-            <w:tcW w:type="dxa" w:w="4353"/>
+              <w:t xml:space="preserve">فحص الجاهزية:</w:t>
+            </w:r>
+            <w:r>
+              <w:rPr>
+                <w:rFonts w:ascii="Arial" w:cs="Arial" w:eastAsia="Arial" w:hAnsi="Arial"/>
+                <w:b w:val="false"/>
+                <w:bCs w:val="false"/>
+                <w:sz w:val="18"/>
+                <w:szCs w:val="18"/>
+                <w:rtl/>
+              </w:rPr>
+              <w:t xml:space="preserve"> يجب أن يخرج بصفر قبل أول تشغيل، ويُحفظ ناتجه</w:t>
+            </w:r>
+          </w:p>
+        </w:tc>
+        <w:tc>
+          <w:tcPr>
+            <w:tcW w:type="dxa" w:w="4437"/>
             <w:tcBorders>
               <w:top w:val="single" w:color="BFC9D6" w:sz="4"/>
               <w:left w:val="single" w:color="BFC9D6" w:sz="4"/>
@@ -9584,7 +9476,7 @@
                 <w:shd w:fill="F1F3F5" w:color="auto" w:val="clear"/>
                 <w:rtl/>
               </w:rPr>
-              <w:t xml:space="preserve">‎cd /opt/bankfas &amp;&amp; sudo docker compose up -d &amp;&amp; sudo docker compose ps‎</w:t>
+              <w:t xml:space="preserve">‎sudo tools/host/check_ready.sh‎</w:t>
             </w:r>
           </w:p>
         </w:tc>
@@ -9595,7 +9487,7 @@
         </w:trPr>
         <w:tc>
           <w:tcPr>
-            <w:tcW w:type="dxa" w:w="974"/>
+            <w:tcW w:type="dxa" w:w="989"/>
             <w:tcBorders>
               <w:top w:val="single" w:color="BFC9D6" w:sz="4"/>
               <w:left w:val="single" w:color="BFC9D6" w:sz="4"/>
@@ -9626,13 +9518,13 @@
                 <w:szCs w:val="18"/>
                 <w:rtl/>
               </w:rPr>
-              <w:t xml:space="preserve">R-04</w:t>
-            </w:r>
-          </w:p>
-        </w:tc>
-        <w:tc>
-          <w:tcPr>
-            <w:tcW w:type="dxa" w:w="4537"/>
+              <w:t xml:space="preserve">R-03</w:t>
+            </w:r>
+          </w:p>
+        </w:tc>
+        <w:tc>
+          <w:tcPr>
+            <w:tcW w:type="dxa" w:w="4438"/>
             <w:tcBorders>
               <w:top w:val="single" w:color="BFC9D6" w:sz="4"/>
               <w:left w:val="single" w:color="BFC9D6" w:sz="4"/>
@@ -9663,24 +9555,13 @@
                 <w:szCs w:val="18"/>
                 <w:rtl/>
               </w:rPr>
-              <w:t xml:space="preserve">فحص التشغيل:</w:t>
-            </w:r>
-            <w:r>
-              <w:rPr>
-                <w:rFonts w:ascii="Arial" w:cs="Arial" w:eastAsia="Arial" w:hAnsi="Arial"/>
-                <w:b w:val="false"/>
-                <w:bCs w:val="false"/>
-                <w:sz w:val="18"/>
-                <w:szCs w:val="18"/>
-                <w:rtl/>
-              </w:rPr>
-              <w:t xml:space="preserve"> الحاويات الثلاث تعمل، وسجل الخادم بلا أخطاء، ولوحة المشغّل تُفتح</w:t>
-            </w:r>
-          </w:p>
-        </w:tc>
-        <w:tc>
-          <w:tcPr>
-            <w:tcW w:type="dxa" w:w="4353"/>
+              <w:t xml:space="preserve">التشغيل</w:t>
+            </w:r>
+          </w:p>
+        </w:tc>
+        <w:tc>
+          <w:tcPr>
+            <w:tcW w:type="dxa" w:w="4437"/>
             <w:tcBorders>
               <w:top w:val="single" w:color="BFC9D6" w:sz="4"/>
               <w:left w:val="single" w:color="BFC9D6" w:sz="4"/>
@@ -9713,31 +9594,7 @@
                 <w:shd w:fill="F1F3F5" w:color="auto" w:val="clear"/>
                 <w:rtl/>
               </w:rPr>
-              <w:t xml:space="preserve">‎sudo docker compose logs --tail 50 api worker‎</w:t>
-            </w:r>
-            <w:r>
-              <w:rPr>
-                <w:rFonts w:ascii="Arial" w:cs="Arial" w:eastAsia="Arial" w:hAnsi="Arial"/>
-                <w:b w:val="false"/>
-                <w:bCs w:val="false"/>
-                <w:sz w:val="18"/>
-                <w:szCs w:val="18"/>
-                <w:rtl/>
-              </w:rPr>
-              <w:t xml:space="preserve"> ثم </w:t>
-            </w:r>
-            <w:r>
-              <w:rPr>
-                <w:rFonts w:ascii="Courier New" w:cs="Courier New" w:eastAsia="Courier New" w:hAnsi="Courier New"/>
-                <w:b w:val="false"/>
-                <w:bCs w:val="false"/>
-                <w:color w:val="1F2937"/>
-                <w:sz w:val="16"/>
-                <w:szCs w:val="16"/>
-                <w:shd w:fill="F1F3F5" w:color="auto" w:val="clear"/>
-                <w:rtl/>
-              </w:rPr>
-              <w:t xml:space="preserve">‎curl -sI https://admin.&lt;DOMAIN&gt;/‎</w:t>
+              <w:t xml:space="preserve">‎cd /opt/bankfas &amp;&amp; sudo docker compose up -d &amp;&amp; sudo docker compose ps‎</w:t>
             </w:r>
           </w:p>
         </w:tc>
@@ -9748,43 +9605,43 @@
         </w:trPr>
         <w:tc>
           <w:tcPr>
-            <w:tcW w:type="dxa" w:w="974"/>
-            <w:tcBorders>
-              <w:top w:val="single" w:color="BFC9D6" w:sz="4"/>
-              <w:left w:val="single" w:color="BFC9D6" w:sz="4"/>
-              <w:bottom w:val="single" w:color="BFC9D6" w:sz="4"/>
-              <w:right w:val="single" w:color="BFC9D6" w:sz="4"/>
-            </w:tcBorders>
-            <w:tcMar>
-              <w:top w:type="dxa" w:w="50"/>
-              <w:left w:type="dxa" w:w="90"/>
-              <w:bottom w:type="dxa" w:w="50"/>
-              <w:right w:type="dxa" w:w="90"/>
-            </w:tcMar>
-            <w:vAlign w:val="top"/>
-          </w:tcPr>
-          <w:p>
-            <w:pPr>
-              <w:keepNext w:val="false"/>
-              <w:bidi/>
-              <w:spacing w:after="30" w:before="30" w:line="264"/>
-            </w:pPr>
-            <w:r>
-              <w:rPr>
-                <w:rFonts w:ascii="Arial" w:cs="Arial" w:eastAsia="Arial" w:hAnsi="Arial"/>
-                <w:b w:val="false"/>
-                <w:bCs w:val="false"/>
-                <w:sz w:val="18"/>
-                <w:szCs w:val="18"/>
-                <w:rtl/>
-              </w:rPr>
-              <w:t xml:space="preserve">R-05</w:t>
-            </w:r>
-          </w:p>
-        </w:tc>
-        <w:tc>
-          <w:tcPr>
-            <w:tcW w:type="dxa" w:w="4537"/>
+            <w:tcW w:type="dxa" w:w="989"/>
+            <w:tcBorders>
+              <w:top w:val="single" w:color="BFC9D6" w:sz="4"/>
+              <w:left w:val="single" w:color="BFC9D6" w:sz="4"/>
+              <w:bottom w:val="single" w:color="BFC9D6" w:sz="4"/>
+              <w:right w:val="single" w:color="BFC9D6" w:sz="4"/>
+            </w:tcBorders>
+            <w:tcMar>
+              <w:top w:type="dxa" w:w="50"/>
+              <w:left w:type="dxa" w:w="90"/>
+              <w:bottom w:type="dxa" w:w="50"/>
+              <w:right w:type="dxa" w:w="90"/>
+            </w:tcMar>
+            <w:vAlign w:val="top"/>
+          </w:tcPr>
+          <w:p>
+            <w:pPr>
+              <w:keepNext w:val="false"/>
+              <w:bidi/>
+              <w:spacing w:after="30" w:before="30" w:line="264"/>
+            </w:pPr>
+            <w:r>
+              <w:rPr>
+                <w:rFonts w:ascii="Arial" w:cs="Arial" w:eastAsia="Arial" w:hAnsi="Arial"/>
+                <w:b w:val="false"/>
+                <w:bCs w:val="false"/>
+                <w:sz w:val="18"/>
+                <w:szCs w:val="18"/>
+                <w:rtl/>
+              </w:rPr>
+              <w:t xml:space="preserve">R-04</w:t>
+            </w:r>
+          </w:p>
+        </w:tc>
+        <w:tc>
+          <w:tcPr>
+            <w:tcW w:type="dxa" w:w="4438"/>
             <w:tcBorders>
               <w:top w:val="single" w:color="BFC9D6" w:sz="4"/>
               <w:left w:val="single" w:color="BFC9D6" w:sz="4"/>
@@ -9814,54 +9671,80 @@
                 <w:szCs w:val="18"/>
                 <w:rtl/>
               </w:rPr>
-              <w:t xml:space="preserve">المشغّل الأول:</w:t>
-            </w:r>
-            <w:r>
-              <w:rPr>
-                <w:rFonts w:ascii="Arial" w:cs="Arial" w:eastAsia="Arial" w:hAnsi="Arial"/>
-                <w:b w:val="false"/>
-                <w:bCs w:val="false"/>
-                <w:sz w:val="18"/>
-                <w:szCs w:val="18"/>
-                <w:rtl/>
-              </w:rPr>
-              <w:t xml:space="preserve"> يفتح الرابط من D-10، ويضع كلمة المرور، ويربط تطبيق المصادقة</w:t>
-            </w:r>
-          </w:p>
-        </w:tc>
-        <w:tc>
-          <w:tcPr>
-            <w:tcW w:type="dxa" w:w="4353"/>
-            <w:tcBorders>
-              <w:top w:val="single" w:color="BFC9D6" w:sz="4"/>
-              <w:left w:val="single" w:color="BFC9D6" w:sz="4"/>
-              <w:bottom w:val="single" w:color="BFC9D6" w:sz="4"/>
-              <w:right w:val="single" w:color="BFC9D6" w:sz="4"/>
-            </w:tcBorders>
-            <w:tcMar>
-              <w:top w:type="dxa" w:w="50"/>
-              <w:left w:type="dxa" w:w="90"/>
-              <w:bottom w:type="dxa" w:w="50"/>
-              <w:right w:type="dxa" w:w="90"/>
-            </w:tcMar>
-            <w:vAlign w:val="top"/>
-          </w:tcPr>
-          <w:p>
-            <w:pPr>
-              <w:keepNext w:val="false"/>
-              <w:bidi/>
-              <w:spacing w:after="30" w:before="30" w:line="264"/>
-            </w:pPr>
-            <w:r>
-              <w:rPr>
-                <w:rFonts w:ascii="Arial" w:cs="Arial" w:eastAsia="Arial" w:hAnsi="Arial"/>
-                <w:b w:val="false"/>
-                <w:bCs w:val="false"/>
-                <w:sz w:val="18"/>
-                <w:szCs w:val="18"/>
-                <w:rtl/>
-              </w:rPr>
-              <w:t xml:space="preserve">المتصفح</w:t>
+              <w:t xml:space="preserve">فحص التشغيل:</w:t>
+            </w:r>
+            <w:r>
+              <w:rPr>
+                <w:rFonts w:ascii="Arial" w:cs="Arial" w:eastAsia="Arial" w:hAnsi="Arial"/>
+                <w:b w:val="false"/>
+                <w:bCs w:val="false"/>
+                <w:sz w:val="18"/>
+                <w:szCs w:val="18"/>
+                <w:rtl/>
+              </w:rPr>
+              <w:t xml:space="preserve"> الحاويات الثلاث تعمل، وسجل الخادم بلا أخطاء، ولوحة المشغّل تُفتح</w:t>
+            </w:r>
+          </w:p>
+        </w:tc>
+        <w:tc>
+          <w:tcPr>
+            <w:tcW w:type="dxa" w:w="4437"/>
+            <w:tcBorders>
+              <w:top w:val="single" w:color="BFC9D6" w:sz="4"/>
+              <w:left w:val="single" w:color="BFC9D6" w:sz="4"/>
+              <w:bottom w:val="single" w:color="BFC9D6" w:sz="4"/>
+              <w:right w:val="single" w:color="BFC9D6" w:sz="4"/>
+            </w:tcBorders>
+            <w:tcMar>
+              <w:top w:type="dxa" w:w="50"/>
+              <w:left w:type="dxa" w:w="90"/>
+              <w:bottom w:type="dxa" w:w="50"/>
+              <w:right w:type="dxa" w:w="90"/>
+            </w:tcMar>
+            <w:vAlign w:val="top"/>
+          </w:tcPr>
+          <w:p>
+            <w:pPr>
+              <w:keepNext w:val="false"/>
+              <w:bidi/>
+              <w:spacing w:after="30" w:before="30" w:line="264"/>
+            </w:pPr>
+            <w:r>
+              <w:rPr>
+                <w:rFonts w:ascii="Courier New" w:cs="Courier New" w:eastAsia="Courier New" w:hAnsi="Courier New"/>
+                <w:b w:val="false"/>
+                <w:bCs w:val="false"/>
+                <w:color w:val="1F2937"/>
+                <w:sz w:val="16"/>
+                <w:szCs w:val="16"/>
+                <w:shd w:fill="F1F3F5" w:color="auto" w:val="clear"/>
+                <w:rtl/>
+              </w:rPr>
+              <w:t xml:space="preserve">‎sudo docker compose logs --tail 50 api worker‎</w:t>
+            </w:r>
+            <w:r>
+              <w:rPr>
+                <w:rFonts w:ascii="Arial" w:cs="Arial" w:eastAsia="Arial" w:hAnsi="Arial"/>
+                <w:b w:val="false"/>
+                <w:bCs w:val="false"/>
+                <w:sz w:val="18"/>
+                <w:szCs w:val="18"/>
+                <w:rtl/>
+              </w:rPr>
+              <w:t xml:space="preserve"> ثم </w:t>
+            </w:r>
+            <w:r>
+              <w:rPr>
+                <w:rFonts w:ascii="Courier New" w:cs="Courier New" w:eastAsia="Courier New" w:hAnsi="Courier New"/>
+                <w:b w:val="false"/>
+                <w:bCs w:val="false"/>
+                <w:color w:val="1F2937"/>
+                <w:sz w:val="16"/>
+                <w:szCs w:val="16"/>
+                <w:shd w:fill="F1F3F5" w:color="auto" w:val="clear"/>
+                <w:rtl/>
+              </w:rPr>
+              <w:t xml:space="preserve">‎curl -sI https://admin.&lt;DOMAIN&gt;/‎</w:t>
             </w:r>
           </w:p>
         </w:tc>
@@ -9872,7 +9755,7 @@
         </w:trPr>
         <w:tc>
           <w:tcPr>
-            <w:tcW w:type="dxa" w:w="974"/>
+            <w:tcW w:type="dxa" w:w="989"/>
             <w:tcBorders>
               <w:top w:val="single" w:color="BFC9D6" w:sz="4"/>
               <w:left w:val="single" w:color="BFC9D6" w:sz="4"/>
@@ -9903,13 +9786,13 @@
                 <w:szCs w:val="18"/>
                 <w:rtl/>
               </w:rPr>
-              <w:t xml:space="preserve">R-06</w:t>
-            </w:r>
-          </w:p>
-        </w:tc>
-        <w:tc>
-          <w:tcPr>
-            <w:tcW w:type="dxa" w:w="4537"/>
+              <w:t xml:space="preserve">R-05</w:t>
+            </w:r>
+          </w:p>
+        </w:tc>
+        <w:tc>
+          <w:tcPr>
+            <w:tcW w:type="dxa" w:w="4438"/>
             <w:tcBorders>
               <w:top w:val="single" w:color="BFC9D6" w:sz="4"/>
               <w:left w:val="single" w:color="BFC9D6" w:sz="4"/>
@@ -9940,24 +9823,24 @@
                 <w:szCs w:val="18"/>
                 <w:rtl/>
               </w:rPr>
-              <w:t xml:space="preserve">أول مشترك</w:t>
-            </w:r>
-            <w:r>
-              <w:rPr>
-                <w:rFonts w:ascii="Arial" w:cs="Arial" w:eastAsia="Arial" w:hAnsi="Arial"/>
-                <w:b w:val="false"/>
-                <w:bCs w:val="false"/>
-                <w:sz w:val="18"/>
-                <w:szCs w:val="18"/>
-                <w:rtl/>
-              </w:rPr>
-              <w:t xml:space="preserve"> من لوحة المشغّل. فيُعدّه الخادم الخلفي خلال دقائق، ويُرسل دعوة مديره الأول بالبريد</w:t>
-            </w:r>
-          </w:p>
-        </w:tc>
-        <w:tc>
-          <w:tcPr>
-            <w:tcW w:type="dxa" w:w="4353"/>
+              <w:t xml:space="preserve">المشغّل الأول:</w:t>
+            </w:r>
+            <w:r>
+              <w:rPr>
+                <w:rFonts w:ascii="Arial" w:cs="Arial" w:eastAsia="Arial" w:hAnsi="Arial"/>
+                <w:b w:val="false"/>
+                <w:bCs w:val="false"/>
+                <w:sz w:val="18"/>
+                <w:szCs w:val="18"/>
+                <w:rtl/>
+              </w:rPr>
+              <w:t xml:space="preserve"> يفتح الرابط من D-10، ويضع كلمة المرور، ويربط تطبيق المصادقة</w:t>
+            </w:r>
+          </w:p>
+        </w:tc>
+        <w:tc>
+          <w:tcPr>
+            <w:tcW w:type="dxa" w:w="4437"/>
             <w:tcBorders>
               <w:top w:val="single" w:color="BFC9D6" w:sz="4"/>
               <w:left w:val="single" w:color="BFC9D6" w:sz="4"/>
@@ -9988,7 +9871,7 @@
                 <w:szCs w:val="18"/>
                 <w:rtl/>
               </w:rPr>
-              <w:t xml:space="preserve">لوحة المشغّل</w:t>
+              <w:t xml:space="preserve">المتصفح</w:t>
             </w:r>
           </w:p>
         </w:tc>
@@ -9999,43 +9882,43 @@
         </w:trPr>
         <w:tc>
           <w:tcPr>
-            <w:tcW w:type="dxa" w:w="974"/>
-            <w:tcBorders>
-              <w:top w:val="single" w:color="BFC9D6" w:sz="4"/>
-              <w:left w:val="single" w:color="BFC9D6" w:sz="4"/>
-              <w:bottom w:val="single" w:color="BFC9D6" w:sz="4"/>
-              <w:right w:val="single" w:color="BFC9D6" w:sz="4"/>
-            </w:tcBorders>
-            <w:tcMar>
-              <w:top w:type="dxa" w:w="50"/>
-              <w:left w:type="dxa" w:w="90"/>
-              <w:bottom w:type="dxa" w:w="50"/>
-              <w:right w:type="dxa" w:w="90"/>
-            </w:tcMar>
-            <w:vAlign w:val="top"/>
-          </w:tcPr>
-          <w:p>
-            <w:pPr>
-              <w:keepNext w:val="false"/>
-              <w:bidi/>
-              <w:spacing w:after="30" w:before="30" w:line="264"/>
-            </w:pPr>
-            <w:r>
-              <w:rPr>
-                <w:rFonts w:ascii="Arial" w:cs="Arial" w:eastAsia="Arial" w:hAnsi="Arial"/>
-                <w:b w:val="false"/>
-                <w:bCs w:val="false"/>
-                <w:sz w:val="18"/>
-                <w:szCs w:val="18"/>
-                <w:rtl/>
-              </w:rPr>
-              <w:t xml:space="preserve">R-07</w:t>
-            </w:r>
-          </w:p>
-        </w:tc>
-        <w:tc>
-          <w:tcPr>
-            <w:tcW w:type="dxa" w:w="4537"/>
+            <w:tcW w:type="dxa" w:w="989"/>
+            <w:tcBorders>
+              <w:top w:val="single" w:color="BFC9D6" w:sz="4"/>
+              <w:left w:val="single" w:color="BFC9D6" w:sz="4"/>
+              <w:bottom w:val="single" w:color="BFC9D6" w:sz="4"/>
+              <w:right w:val="single" w:color="BFC9D6" w:sz="4"/>
+            </w:tcBorders>
+            <w:tcMar>
+              <w:top w:type="dxa" w:w="50"/>
+              <w:left w:type="dxa" w:w="90"/>
+              <w:bottom w:type="dxa" w:w="50"/>
+              <w:right w:type="dxa" w:w="90"/>
+            </w:tcMar>
+            <w:vAlign w:val="top"/>
+          </w:tcPr>
+          <w:p>
+            <w:pPr>
+              <w:keepNext w:val="false"/>
+              <w:bidi/>
+              <w:spacing w:after="30" w:before="30" w:line="264"/>
+            </w:pPr>
+            <w:r>
+              <w:rPr>
+                <w:rFonts w:ascii="Arial" w:cs="Arial" w:eastAsia="Arial" w:hAnsi="Arial"/>
+                <w:b w:val="false"/>
+                <w:bCs w:val="false"/>
+                <w:sz w:val="18"/>
+                <w:szCs w:val="18"/>
+                <w:rtl/>
+              </w:rPr>
+              <w:t xml:space="preserve">R-06</w:t>
+            </w:r>
+          </w:p>
+        </w:tc>
+        <w:tc>
+          <w:tcPr>
+            <w:tcW w:type="dxa" w:w="4438"/>
             <w:tcBorders>
               <w:top w:val="single" w:color="BFC9D6" w:sz="4"/>
               <w:left w:val="single" w:color="BFC9D6" w:sz="4"/>
@@ -10065,54 +9948,54 @@
                 <w:szCs w:val="18"/>
                 <w:rtl/>
               </w:rPr>
-              <w:t xml:space="preserve">فحص البريد والملفات:</w:t>
-            </w:r>
-            <w:r>
-              <w:rPr>
-                <w:rFonts w:ascii="Arial" w:cs="Arial" w:eastAsia="Arial" w:hAnsi="Arial"/>
-                <w:b w:val="false"/>
-                <w:bCs w:val="false"/>
-                <w:sz w:val="18"/>
-                <w:szCs w:val="18"/>
-                <w:rtl/>
-              </w:rPr>
-              <w:t xml:space="preserve"> يصل بريد الدعوة. ويُرفع مستند تجريبي فيُفحص، ثم تُطبع وثيقة PDF</w:t>
-            </w:r>
-          </w:p>
-        </w:tc>
-        <w:tc>
-          <w:tcPr>
-            <w:tcW w:type="dxa" w:w="4353"/>
-            <w:tcBorders>
-              <w:top w:val="single" w:color="BFC9D6" w:sz="4"/>
-              <w:left w:val="single" w:color="BFC9D6" w:sz="4"/>
-              <w:bottom w:val="single" w:color="BFC9D6" w:sz="4"/>
-              <w:right w:val="single" w:color="BFC9D6" w:sz="4"/>
-            </w:tcBorders>
-            <w:tcMar>
-              <w:top w:type="dxa" w:w="50"/>
-              <w:left w:type="dxa" w:w="90"/>
-              <w:bottom w:type="dxa" w:w="50"/>
-              <w:right w:type="dxa" w:w="90"/>
-            </w:tcMar>
-            <w:vAlign w:val="top"/>
-          </w:tcPr>
-          <w:p>
-            <w:pPr>
-              <w:keepNext w:val="false"/>
-              <w:bidi/>
-              <w:spacing w:after="30" w:before="30" w:line="264"/>
-            </w:pPr>
-            <w:r>
-              <w:rPr>
-                <w:rFonts w:ascii="Arial" w:cs="Arial" w:eastAsia="Arial" w:hAnsi="Arial"/>
-                <w:b w:val="false"/>
-                <w:bCs w:val="false"/>
-                <w:sz w:val="18"/>
-                <w:szCs w:val="18"/>
-                <w:rtl/>
-              </w:rPr>
-              <w:t xml:space="preserve">بوابة المشترك</w:t>
+              <w:t xml:space="preserve">أول مشترك</w:t>
+            </w:r>
+            <w:r>
+              <w:rPr>
+                <w:rFonts w:ascii="Arial" w:cs="Arial" w:eastAsia="Arial" w:hAnsi="Arial"/>
+                <w:b w:val="false"/>
+                <w:bCs w:val="false"/>
+                <w:sz w:val="18"/>
+                <w:szCs w:val="18"/>
+                <w:rtl/>
+              </w:rPr>
+              <w:t xml:space="preserve"> من لوحة المشغّل. فيُعدّه الخادم الخلفي خلال دقائق، ويُرسل دعوة مديره الأول بالبريد</w:t>
+            </w:r>
+          </w:p>
+        </w:tc>
+        <w:tc>
+          <w:tcPr>
+            <w:tcW w:type="dxa" w:w="4437"/>
+            <w:tcBorders>
+              <w:top w:val="single" w:color="BFC9D6" w:sz="4"/>
+              <w:left w:val="single" w:color="BFC9D6" w:sz="4"/>
+              <w:bottom w:val="single" w:color="BFC9D6" w:sz="4"/>
+              <w:right w:val="single" w:color="BFC9D6" w:sz="4"/>
+            </w:tcBorders>
+            <w:tcMar>
+              <w:top w:type="dxa" w:w="50"/>
+              <w:left w:type="dxa" w:w="90"/>
+              <w:bottom w:type="dxa" w:w="50"/>
+              <w:right w:type="dxa" w:w="90"/>
+            </w:tcMar>
+            <w:vAlign w:val="top"/>
+          </w:tcPr>
+          <w:p>
+            <w:pPr>
+              <w:keepNext w:val="false"/>
+              <w:bidi/>
+              <w:spacing w:after="30" w:before="30" w:line="264"/>
+            </w:pPr>
+            <w:r>
+              <w:rPr>
+                <w:rFonts w:ascii="Arial" w:cs="Arial" w:eastAsia="Arial" w:hAnsi="Arial"/>
+                <w:b w:val="false"/>
+                <w:bCs w:val="false"/>
+                <w:sz w:val="18"/>
+                <w:szCs w:val="18"/>
+                <w:rtl/>
+              </w:rPr>
+              <w:t xml:space="preserve">لوحة المشغّل</w:t>
             </w:r>
           </w:p>
         </w:tc>
@@ -10123,7 +10006,7 @@
         </w:trPr>
         <w:tc>
           <w:tcPr>
-            <w:tcW w:type="dxa" w:w="974"/>
+            <w:tcW w:type="dxa" w:w="989"/>
             <w:tcBorders>
               <w:top w:val="single" w:color="BFC9D6" w:sz="4"/>
               <w:left w:val="single" w:color="BFC9D6" w:sz="4"/>
@@ -10154,13 +10037,13 @@
                 <w:szCs w:val="18"/>
                 <w:rtl/>
               </w:rPr>
-              <w:t xml:space="preserve">R-08</w:t>
-            </w:r>
-          </w:p>
-        </w:tc>
-        <w:tc>
-          <w:tcPr>
-            <w:tcW w:type="dxa" w:w="4537"/>
+              <w:t xml:space="preserve">R-07</w:t>
+            </w:r>
+          </w:p>
+        </w:tc>
+        <w:tc>
+          <w:tcPr>
+            <w:tcW w:type="dxa" w:w="4438"/>
             <w:tcBorders>
               <w:top w:val="single" w:color="BFC9D6" w:sz="4"/>
               <w:left w:val="single" w:color="BFC9D6" w:sz="4"/>
@@ -10191,6 +10074,131 @@
                 <w:szCs w:val="18"/>
                 <w:rtl/>
               </w:rPr>
+              <w:t xml:space="preserve">فحص البريد والملفات:</w:t>
+            </w:r>
+            <w:r>
+              <w:rPr>
+                <w:rFonts w:ascii="Arial" w:cs="Arial" w:eastAsia="Arial" w:hAnsi="Arial"/>
+                <w:b w:val="false"/>
+                <w:bCs w:val="false"/>
+                <w:sz w:val="18"/>
+                <w:szCs w:val="18"/>
+                <w:rtl/>
+              </w:rPr>
+              <w:t xml:space="preserve"> يصل بريد الدعوة. ويُرفع مستند تجريبي فيُفحص، ثم تُطبع وثيقة PDF</w:t>
+            </w:r>
+          </w:p>
+        </w:tc>
+        <w:tc>
+          <w:tcPr>
+            <w:tcW w:type="dxa" w:w="4437"/>
+            <w:tcBorders>
+              <w:top w:val="single" w:color="BFC9D6" w:sz="4"/>
+              <w:left w:val="single" w:color="BFC9D6" w:sz="4"/>
+              <w:bottom w:val="single" w:color="BFC9D6" w:sz="4"/>
+              <w:right w:val="single" w:color="BFC9D6" w:sz="4"/>
+            </w:tcBorders>
+            <w:shd w:fill="F5F8FC" w:color="auto" w:val="clear"/>
+            <w:tcMar>
+              <w:top w:type="dxa" w:w="50"/>
+              <w:left w:type="dxa" w:w="90"/>
+              <w:bottom w:type="dxa" w:w="50"/>
+              <w:right w:type="dxa" w:w="90"/>
+            </w:tcMar>
+            <w:vAlign w:val="top"/>
+          </w:tcPr>
+          <w:p>
+            <w:pPr>
+              <w:keepNext w:val="false"/>
+              <w:bidi/>
+              <w:spacing w:after="30" w:before="30" w:line="264"/>
+            </w:pPr>
+            <w:r>
+              <w:rPr>
+                <w:rFonts w:ascii="Arial" w:cs="Arial" w:eastAsia="Arial" w:hAnsi="Arial"/>
+                <w:b w:val="false"/>
+                <w:bCs w:val="false"/>
+                <w:sz w:val="18"/>
+                <w:szCs w:val="18"/>
+                <w:rtl/>
+              </w:rPr>
+              <w:t xml:space="preserve">بوابة المشترك</w:t>
+            </w:r>
+          </w:p>
+        </w:tc>
+      </w:tr>
+      <w:tr>
+        <w:trPr>
+          <w:cantSplit/>
+        </w:trPr>
+        <w:tc>
+          <w:tcPr>
+            <w:tcW w:type="dxa" w:w="989"/>
+            <w:tcBorders>
+              <w:top w:val="single" w:color="BFC9D6" w:sz="4"/>
+              <w:left w:val="single" w:color="BFC9D6" w:sz="4"/>
+              <w:bottom w:val="single" w:color="BFC9D6" w:sz="4"/>
+              <w:right w:val="single" w:color="BFC9D6" w:sz="4"/>
+            </w:tcBorders>
+            <w:tcMar>
+              <w:top w:type="dxa" w:w="50"/>
+              <w:left w:type="dxa" w:w="90"/>
+              <w:bottom w:type="dxa" w:w="50"/>
+              <w:right w:type="dxa" w:w="90"/>
+            </w:tcMar>
+            <w:vAlign w:val="top"/>
+          </w:tcPr>
+          <w:p>
+            <w:pPr>
+              <w:keepNext w:val="false"/>
+              <w:bidi/>
+              <w:spacing w:after="30" w:before="30" w:line="264"/>
+            </w:pPr>
+            <w:r>
+              <w:rPr>
+                <w:rFonts w:ascii="Arial" w:cs="Arial" w:eastAsia="Arial" w:hAnsi="Arial"/>
+                <w:b w:val="false"/>
+                <w:bCs w:val="false"/>
+                <w:sz w:val="18"/>
+                <w:szCs w:val="18"/>
+                <w:rtl/>
+              </w:rPr>
+              <w:t xml:space="preserve">R-08</w:t>
+            </w:r>
+          </w:p>
+        </w:tc>
+        <w:tc>
+          <w:tcPr>
+            <w:tcW w:type="dxa" w:w="4438"/>
+            <w:tcBorders>
+              <w:top w:val="single" w:color="BFC9D6" w:sz="4"/>
+              <w:left w:val="single" w:color="BFC9D6" w:sz="4"/>
+              <w:bottom w:val="single" w:color="BFC9D6" w:sz="4"/>
+              <w:right w:val="single" w:color="BFC9D6" w:sz="4"/>
+            </w:tcBorders>
+            <w:tcMar>
+              <w:top w:type="dxa" w:w="50"/>
+              <w:left w:type="dxa" w:w="90"/>
+              <w:bottom w:type="dxa" w:w="50"/>
+              <w:right w:type="dxa" w:w="90"/>
+            </w:tcMar>
+            <w:vAlign w:val="top"/>
+          </w:tcPr>
+          <w:p>
+            <w:pPr>
+              <w:keepNext w:val="false"/>
+              <w:bidi/>
+              <w:spacing w:after="30" w:before="30" w:line="264"/>
+            </w:pPr>
+            <w:r>
+              <w:rPr>
+                <w:rFonts w:ascii="Arial" w:cs="Arial" w:eastAsia="Arial" w:hAnsi="Arial"/>
+                <w:b/>
+                <w:bCs/>
+                <w:sz w:val="18"/>
+                <w:szCs w:val="18"/>
+                <w:rtl/>
+              </w:rPr>
               <w:t xml:space="preserve">قبول المراقبة:</w:t>
             </w:r>
             <w:r>
@@ -10208,14 +10216,13 @@
         </w:tc>
         <w:tc>
           <w:tcPr>
-            <w:tcW w:type="dxa" w:w="4353"/>
-            <w:tcBorders>
-              <w:top w:val="single" w:color="BFC9D6" w:sz="4"/>
-              <w:left w:val="single" w:color="BFC9D6" w:sz="4"/>
-              <w:bottom w:val="single" w:color="BFC9D6" w:sz="4"/>
-              <w:right w:val="single" w:color="BFC9D6" w:sz="4"/>
-            </w:tcBorders>
-            <w:shd w:fill="F5F8FC" w:color="auto" w:val="clear"/>
+            <w:tcW w:type="dxa" w:w="4437"/>
+            <w:tcBorders>
+              <w:top w:val="single" w:color="BFC9D6" w:sz="4"/>
+              <w:left w:val="single" w:color="BFC9D6" w:sz="4"/>
+              <w:bottom w:val="single" w:color="BFC9D6" w:sz="4"/>
+              <w:right w:val="single" w:color="BFC9D6" w:sz="4"/>
+            </w:tcBorders>
             <w:tcMar>
               <w:top w:type="dxa" w:w="50"/>
               <w:left w:type="dxa" w:w="90"/>

--- a/treasury-platform/docs/54-DEPLOYMENT-RUNBOOK.docx
+++ b/treasury-platform/docs/54-DEPLOYMENT-RUNBOOK.docx
@@ -417,6 +417,63 @@
           <w:rtl/>
         </w:rPr>
         <w:t xml:space="preserve"> Docker وCaddy، وعليه الخادم والخادم الخلفي وClamAV في حاويات.</w:t>
+      </w:r>
+    </w:p>
+    <w:p>
+      <w:pPr>
+        <w:pStyle w:val="ListParagraph"/>
+        <w:numPr>
+          <w:ilvl w:val="0"/>
+          <w:numId w:val="2"/>
+        </w:numPr>
+        <w:bidi/>
+        <w:spacing w:after="70" w:before="0" w:line="300"/>
+      </w:pPr>
+      <w:r>
+        <w:rPr>
+          <w:rFonts w:ascii="Arial" w:cs="Arial" w:eastAsia="Arial" w:hAnsi="Arial"/>
+          <w:b/>
+          <w:bCs/>
+          <w:sz w:val="21"/>
+          <w:szCs w:val="21"/>
+          <w:rtl/>
+        </w:rPr>
+        <w:t xml:space="preserve">للتجربة على خادم واحد</w:t>
+      </w:r>
+      <w:r>
+        <w:rPr>
+          <w:rFonts w:ascii="Arial" w:cs="Arial" w:eastAsia="Arial" w:hAnsi="Arial"/>
+          <w:b w:val="false"/>
+          <w:bCs w:val="false"/>
+          <w:sz w:val="21"/>
+          <w:szCs w:val="21"/>
+          <w:rtl/>
+        </w:rPr>
+        <w:t xml:space="preserve"> ببيانات توضيحية: </w:t>
+      </w:r>
+      <w:r>
+        <w:rPr>
+          <w:rFonts w:ascii="Courier New" w:cs="Courier New" w:eastAsia="Courier New" w:hAnsi="Courier New"/>
+          <w:b w:val="false"/>
+          <w:bCs w:val="false"/>
+          <w:color w:val="1F2937"/>
+          <w:sz w:val="18"/>
+          <w:szCs w:val="18"/>
+          <w:shd w:fill="F1F3F5" w:color="auto" w:val="clear"/>
+          <w:rtl/>
+        </w:rPr>
+        <w:t xml:space="preserve">‎docs/58‎</w:t>
+      </w:r>
+      <w:r>
+        <w:rPr>
+          <w:rFonts w:ascii="Arial" w:cs="Arial" w:eastAsia="Arial" w:hAnsi="Arial"/>
+          <w:b w:val="false"/>
+          <w:bCs w:val="false"/>
+          <w:sz w:val="21"/>
+          <w:szCs w:val="21"/>
+          <w:rtl/>
+        </w:rPr>
+        <w:t xml:space="preserve"> يذكر الفروق عن هذا الدليل خطوة بخطوة.</w:t>
       </w:r>
     </w:p>
     <w:p>

--- a/treasury-platform/docs/54-DEPLOYMENT-RUNBOOK.docx
+++ b/treasury-platform/docs/54-DEPLOYMENT-RUNBOOK.docx
@@ -8926,7 +8926,7 @@
           <w:szCs w:val="17"/>
           <w:rtl w:val="false"/>
         </w:rPr>
-        <w:t xml:space="preserve">sudo caddy validate --config /etc/caddy/Caddyfile &amp;&amp; sudo systemctl reload caddy</w:t>
+        <w:t xml:space="preserve">sudo -u caddy caddy validate --config /etc/caddy/Caddyfile &amp;&amp; sudo systemctl reload caddy</w:t>
       </w:r>
     </w:p>
     <w:p>

--- a/treasury-platform/docs/54-DEPLOYMENT-RUNBOOK.docx
+++ b/treasury-platform/docs/54-DEPLOYMENT-RUNBOOK.docx
@@ -9801,7 +9801,7 @@
                 <w:shd w:fill="F1F3F5" w:color="auto" w:val="clear"/>
                 <w:rtl/>
               </w:rPr>
-              <w:t xml:space="preserve">‎curl -sI https://admin.&lt;DOMAIN&gt;/‎</w:t>
+              <w:t xml:space="preserve">‎curl -s -o /dev/null -w '%{http_code}\n' https://admin.&lt;DOMAIN&gt;/‎</w:t>
             </w:r>
           </w:p>
         </w:tc>
